--- a/KURIKULUM2026_REVISI/DOCX/031_RENCANA_PENYUSUNAN_BUKU_KPT_APTIKOM_A-L.docx
+++ b/KURIKULUM2026_REVISI/DOCX/031_RENCANA_PENYUSUNAN_BUKU_KPT_APTIKOM_A-L.docx
@@ -175,9 +175,9 @@
       <w:r>
         <w:rPr>
           <w:color w:val="C8D2E1"/>
-          <w:sz w:val="16"/>
+          <w:sz w:val="14"/>
         </w:rPr>
-        <w:t>_________________________________________________________________________________</w:t>
+        <w:t>———————————————————————————————————————————————————————————————————————————</w:t>
       </w:r>
     </w:p>
     <w:p>
@@ -289,8 +289,8 @@
         </w:tblBorders>
       </w:tblPr>
       <w:tblGrid>
-        <w:gridCol w:w="4514"/>
-        <w:gridCol w:w="4514"/>
+        <w:gridCol w:w="4802"/>
+        <w:gridCol w:w="4802"/>
       </w:tblGrid>
       <w:tr>
         <w:trPr>
@@ -300,7 +300,7 @@
         </w:trPr>
         <w:tc>
           <w:tcPr>
-            <w:tcW w:type="dxa" w:w="4514"/>
+            <w:tcW w:type="dxa" w:w="4802"/>
             <w:vAlign w:val="center"/>
             <w:shd w:fill="1F3864"/>
             <w:tcMar>
@@ -328,7 +328,7 @@
         </w:tc>
         <w:tc>
           <w:tcPr>
-            <w:tcW w:type="dxa" w:w="4514"/>
+            <w:tcW w:type="dxa" w:w="4802"/>
             <w:vAlign w:val="center"/>
             <w:shd w:fill="1F3864"/>
             <w:tcMar>
@@ -361,14 +361,14 @@
         </w:trPr>
         <w:tc>
           <w:tcPr>
-            <w:tcW w:type="dxa" w:w="4514"/>
+            <w:tcW w:type="dxa" w:w="4802"/>
             <w:vAlign w:val="center"/>
             <w:shd w:fill="FFFFFF"/>
             <w:tcMar>
-              <w:top w:w="80" w:type="dxa"/>
-              <w:bottom w:w="80" w:type="dxa"/>
-              <w:left w:w="100" w:type="dxa"/>
-              <w:right w:w="100" w:type="dxa"/>
+              <w:top w:w="70" w:type="dxa"/>
+              <w:bottom w:w="70" w:type="dxa"/>
+              <w:left w:w="90" w:type="dxa"/>
+              <w:right w:w="90" w:type="dxa"/>
             </w:tcMar>
           </w:tcPr>
           <w:p>
@@ -388,14 +388,14 @@
         </w:tc>
         <w:tc>
           <w:tcPr>
-            <w:tcW w:type="dxa" w:w="4514"/>
+            <w:tcW w:type="dxa" w:w="4802"/>
             <w:vAlign w:val="center"/>
             <w:shd w:fill="FFFFFF"/>
             <w:tcMar>
-              <w:top w:w="80" w:type="dxa"/>
-              <w:bottom w:w="80" w:type="dxa"/>
-              <w:left w:w="100" w:type="dxa"/>
-              <w:right w:w="100" w:type="dxa"/>
+              <w:top w:w="70" w:type="dxa"/>
+              <w:bottom w:w="70" w:type="dxa"/>
+              <w:left w:w="90" w:type="dxa"/>
+              <w:right w:w="90" w:type="dxa"/>
             </w:tcMar>
           </w:tcPr>
           <w:p>
@@ -429,14 +429,14 @@
         </w:trPr>
         <w:tc>
           <w:tcPr>
-            <w:tcW w:type="dxa" w:w="4514"/>
+            <w:tcW w:type="dxa" w:w="4802"/>
             <w:vAlign w:val="center"/>
             <w:shd w:fill="F2F5F9"/>
             <w:tcMar>
-              <w:top w:w="80" w:type="dxa"/>
-              <w:bottom w:w="80" w:type="dxa"/>
-              <w:left w:w="100" w:type="dxa"/>
-              <w:right w:w="100" w:type="dxa"/>
+              <w:top w:w="70" w:type="dxa"/>
+              <w:bottom w:w="70" w:type="dxa"/>
+              <w:left w:w="90" w:type="dxa"/>
+              <w:right w:w="90" w:type="dxa"/>
             </w:tcMar>
           </w:tcPr>
           <w:p>
@@ -456,14 +456,14 @@
         </w:tc>
         <w:tc>
           <w:tcPr>
-            <w:tcW w:type="dxa" w:w="4514"/>
+            <w:tcW w:type="dxa" w:w="4802"/>
             <w:vAlign w:val="center"/>
             <w:shd w:fill="F2F5F9"/>
             <w:tcMar>
-              <w:top w:w="80" w:type="dxa"/>
-              <w:bottom w:w="80" w:type="dxa"/>
-              <w:left w:w="100" w:type="dxa"/>
-              <w:right w:w="100" w:type="dxa"/>
+              <w:top w:w="70" w:type="dxa"/>
+              <w:bottom w:w="70" w:type="dxa"/>
+              <w:left w:w="90" w:type="dxa"/>
+              <w:right w:w="90" w:type="dxa"/>
             </w:tcMar>
           </w:tcPr>
           <w:p>
@@ -497,14 +497,14 @@
         </w:trPr>
         <w:tc>
           <w:tcPr>
-            <w:tcW w:type="dxa" w:w="4514"/>
+            <w:tcW w:type="dxa" w:w="4802"/>
             <w:vAlign w:val="center"/>
             <w:shd w:fill="FFFFFF"/>
             <w:tcMar>
-              <w:top w:w="80" w:type="dxa"/>
-              <w:bottom w:w="80" w:type="dxa"/>
-              <w:left w:w="100" w:type="dxa"/>
-              <w:right w:w="100" w:type="dxa"/>
+              <w:top w:w="70" w:type="dxa"/>
+              <w:bottom w:w="70" w:type="dxa"/>
+              <w:left w:w="90" w:type="dxa"/>
+              <w:right w:w="90" w:type="dxa"/>
             </w:tcMar>
           </w:tcPr>
           <w:p>
@@ -524,14 +524,14 @@
         </w:tc>
         <w:tc>
           <w:tcPr>
-            <w:tcW w:type="dxa" w:w="4514"/>
+            <w:tcW w:type="dxa" w:w="4802"/>
             <w:vAlign w:val="center"/>
             <w:shd w:fill="FFFFFF"/>
             <w:tcMar>
-              <w:top w:w="80" w:type="dxa"/>
-              <w:bottom w:w="80" w:type="dxa"/>
-              <w:left w:w="100" w:type="dxa"/>
-              <w:right w:w="100" w:type="dxa"/>
+              <w:top w:w="70" w:type="dxa"/>
+              <w:bottom w:w="70" w:type="dxa"/>
+              <w:left w:w="90" w:type="dxa"/>
+              <w:right w:w="90" w:type="dxa"/>
             </w:tcMar>
           </w:tcPr>
           <w:p>
@@ -570,7 +570,7 @@
     </w:tbl>
     <w:p>
       <w:pPr>
-        <w:spacing w:after="120"/>
+        <w:spacing w:after="100"/>
       </w:pPr>
     </w:p>
     <w:p>
@@ -580,9 +580,9 @@
       <w:r>
         <w:rPr>
           <w:color w:val="C8D2E1"/>
-          <w:sz w:val="16"/>
+          <w:sz w:val="14"/>
         </w:rPr>
-        <w:t>_________________________________________________________________________________</w:t>
+        <w:t>———————————————————————————————————————————————————————————————————————————</w:t>
       </w:r>
     </w:p>
     <w:p>
@@ -616,11 +616,11 @@
         </w:tblBorders>
       </w:tblPr>
       <w:tblGrid>
-        <w:gridCol w:w="1806"/>
-        <w:gridCol w:w="1806"/>
-        <w:gridCol w:w="1806"/>
-        <w:gridCol w:w="1806"/>
-        <w:gridCol w:w="1806"/>
+        <w:gridCol w:w="1921"/>
+        <w:gridCol w:w="1921"/>
+        <w:gridCol w:w="1921"/>
+        <w:gridCol w:w="1921"/>
+        <w:gridCol w:w="1921"/>
       </w:tblGrid>
       <w:tr>
         <w:trPr>
@@ -630,7 +630,7 @@
         </w:trPr>
         <w:tc>
           <w:tcPr>
-            <w:tcW w:type="dxa" w:w="1806"/>
+            <w:tcW w:type="dxa" w:w="1921"/>
             <w:vAlign w:val="center"/>
             <w:shd w:fill="1F3864"/>
             <w:tcMar>
@@ -658,7 +658,7 @@
         </w:tc>
         <w:tc>
           <w:tcPr>
-            <w:tcW w:type="dxa" w:w="1806"/>
+            <w:tcW w:type="dxa" w:w="1921"/>
             <w:vAlign w:val="center"/>
             <w:shd w:fill="1F3864"/>
             <w:tcMar>
@@ -686,7 +686,7 @@
         </w:tc>
         <w:tc>
           <w:tcPr>
-            <w:tcW w:type="dxa" w:w="1806"/>
+            <w:tcW w:type="dxa" w:w="1921"/>
             <w:vAlign w:val="center"/>
             <w:shd w:fill="1F3864"/>
             <w:tcMar>
@@ -714,7 +714,7 @@
         </w:tc>
         <w:tc>
           <w:tcPr>
-            <w:tcW w:type="dxa" w:w="1806"/>
+            <w:tcW w:type="dxa" w:w="1921"/>
             <w:vAlign w:val="center"/>
             <w:shd w:fill="1F3864"/>
             <w:tcMar>
@@ -742,7 +742,7 @@
         </w:tc>
         <w:tc>
           <w:tcPr>
-            <w:tcW w:type="dxa" w:w="1806"/>
+            <w:tcW w:type="dxa" w:w="1921"/>
             <w:vAlign w:val="center"/>
             <w:shd w:fill="1F3864"/>
             <w:tcMar>
@@ -775,14 +775,14 @@
         </w:trPr>
         <w:tc>
           <w:tcPr>
-            <w:tcW w:type="dxa" w:w="1806"/>
+            <w:tcW w:type="dxa" w:w="1921"/>
             <w:vAlign w:val="center"/>
             <w:shd w:fill="FFFFFF"/>
             <w:tcMar>
-              <w:top w:w="80" w:type="dxa"/>
-              <w:bottom w:w="80" w:type="dxa"/>
-              <w:left w:w="100" w:type="dxa"/>
-              <w:right w:w="100" w:type="dxa"/>
+              <w:top w:w="70" w:type="dxa"/>
+              <w:bottom w:w="70" w:type="dxa"/>
+              <w:left w:w="90" w:type="dxa"/>
+              <w:right w:w="90" w:type="dxa"/>
             </w:tcMar>
           </w:tcPr>
           <w:p>
@@ -803,14 +803,14 @@
         </w:tc>
         <w:tc>
           <w:tcPr>
-            <w:tcW w:type="dxa" w:w="1806"/>
+            <w:tcW w:type="dxa" w:w="1921"/>
             <w:vAlign w:val="center"/>
             <w:shd w:fill="FFFFFF"/>
             <w:tcMar>
-              <w:top w:w="80" w:type="dxa"/>
-              <w:bottom w:w="80" w:type="dxa"/>
-              <w:left w:w="100" w:type="dxa"/>
-              <w:right w:w="100" w:type="dxa"/>
+              <w:top w:w="70" w:type="dxa"/>
+              <w:bottom w:w="70" w:type="dxa"/>
+              <w:left w:w="90" w:type="dxa"/>
+              <w:right w:w="90" w:type="dxa"/>
             </w:tcMar>
           </w:tcPr>
           <w:p>
@@ -831,14 +831,14 @@
         </w:tc>
         <w:tc>
           <w:tcPr>
-            <w:tcW w:type="dxa" w:w="1806"/>
+            <w:tcW w:type="dxa" w:w="1921"/>
             <w:vAlign w:val="center"/>
             <w:shd w:fill="FFFFFF"/>
             <w:tcMar>
-              <w:top w:w="80" w:type="dxa"/>
-              <w:bottom w:w="80" w:type="dxa"/>
-              <w:left w:w="100" w:type="dxa"/>
-              <w:right w:w="100" w:type="dxa"/>
+              <w:top w:w="70" w:type="dxa"/>
+              <w:bottom w:w="70" w:type="dxa"/>
+              <w:left w:w="90" w:type="dxa"/>
+              <w:right w:w="90" w:type="dxa"/>
             </w:tcMar>
           </w:tcPr>
           <w:p>
@@ -858,14 +858,14 @@
         </w:tc>
         <w:tc>
           <w:tcPr>
-            <w:tcW w:type="dxa" w:w="1806"/>
+            <w:tcW w:type="dxa" w:w="1921"/>
             <w:vAlign w:val="center"/>
             <w:shd w:fill="FFFFFF"/>
             <w:tcMar>
-              <w:top w:w="80" w:type="dxa"/>
-              <w:bottom w:w="80" w:type="dxa"/>
-              <w:left w:w="100" w:type="dxa"/>
-              <w:right w:w="100" w:type="dxa"/>
+              <w:top w:w="70" w:type="dxa"/>
+              <w:bottom w:w="70" w:type="dxa"/>
+              <w:left w:w="90" w:type="dxa"/>
+              <w:right w:w="90" w:type="dxa"/>
             </w:tcMar>
           </w:tcPr>
           <w:p>
@@ -885,14 +885,14 @@
         </w:tc>
         <w:tc>
           <w:tcPr>
-            <w:tcW w:type="dxa" w:w="1806"/>
+            <w:tcW w:type="dxa" w:w="1921"/>
             <w:vAlign w:val="center"/>
             <w:shd w:fill="FFFFFF"/>
             <w:tcMar>
-              <w:top w:w="80" w:type="dxa"/>
-              <w:bottom w:w="80" w:type="dxa"/>
-              <w:left w:w="100" w:type="dxa"/>
-              <w:right w:w="100" w:type="dxa"/>
+              <w:top w:w="70" w:type="dxa"/>
+              <w:bottom w:w="70" w:type="dxa"/>
+              <w:left w:w="90" w:type="dxa"/>
+              <w:right w:w="90" w:type="dxa"/>
             </w:tcMar>
           </w:tcPr>
           <w:p>
@@ -917,14 +917,14 @@
         </w:trPr>
         <w:tc>
           <w:tcPr>
-            <w:tcW w:type="dxa" w:w="1806"/>
+            <w:tcW w:type="dxa" w:w="1921"/>
             <w:vAlign w:val="center"/>
             <w:shd w:fill="F2F5F9"/>
             <w:tcMar>
-              <w:top w:w="80" w:type="dxa"/>
-              <w:bottom w:w="80" w:type="dxa"/>
-              <w:left w:w="100" w:type="dxa"/>
-              <w:right w:w="100" w:type="dxa"/>
+              <w:top w:w="70" w:type="dxa"/>
+              <w:bottom w:w="70" w:type="dxa"/>
+              <w:left w:w="90" w:type="dxa"/>
+              <w:right w:w="90" w:type="dxa"/>
             </w:tcMar>
           </w:tcPr>
           <w:p>
@@ -945,14 +945,14 @@
         </w:tc>
         <w:tc>
           <w:tcPr>
-            <w:tcW w:type="dxa" w:w="1806"/>
+            <w:tcW w:type="dxa" w:w="1921"/>
             <w:vAlign w:val="center"/>
             <w:shd w:fill="F2F5F9"/>
             <w:tcMar>
-              <w:top w:w="80" w:type="dxa"/>
-              <w:bottom w:w="80" w:type="dxa"/>
-              <w:left w:w="100" w:type="dxa"/>
-              <w:right w:w="100" w:type="dxa"/>
+              <w:top w:w="70" w:type="dxa"/>
+              <w:bottom w:w="70" w:type="dxa"/>
+              <w:left w:w="90" w:type="dxa"/>
+              <w:right w:w="90" w:type="dxa"/>
             </w:tcMar>
           </w:tcPr>
           <w:p>
@@ -973,14 +973,14 @@
         </w:tc>
         <w:tc>
           <w:tcPr>
-            <w:tcW w:type="dxa" w:w="1806"/>
+            <w:tcW w:type="dxa" w:w="1921"/>
             <w:vAlign w:val="center"/>
             <w:shd w:fill="F2F5F9"/>
             <w:tcMar>
-              <w:top w:w="80" w:type="dxa"/>
-              <w:bottom w:w="80" w:type="dxa"/>
-              <w:left w:w="100" w:type="dxa"/>
-              <w:right w:w="100" w:type="dxa"/>
+              <w:top w:w="70" w:type="dxa"/>
+              <w:bottom w:w="70" w:type="dxa"/>
+              <w:left w:w="90" w:type="dxa"/>
+              <w:right w:w="90" w:type="dxa"/>
             </w:tcMar>
           </w:tcPr>
           <w:p>
@@ -1000,14 +1000,14 @@
         </w:tc>
         <w:tc>
           <w:tcPr>
-            <w:tcW w:type="dxa" w:w="1806"/>
+            <w:tcW w:type="dxa" w:w="1921"/>
             <w:vAlign w:val="center"/>
             <w:shd w:fill="F2F5F9"/>
             <w:tcMar>
-              <w:top w:w="80" w:type="dxa"/>
-              <w:bottom w:w="80" w:type="dxa"/>
-              <w:left w:w="100" w:type="dxa"/>
-              <w:right w:w="100" w:type="dxa"/>
+              <w:top w:w="70" w:type="dxa"/>
+              <w:bottom w:w="70" w:type="dxa"/>
+              <w:left w:w="90" w:type="dxa"/>
+              <w:right w:w="90" w:type="dxa"/>
             </w:tcMar>
           </w:tcPr>
           <w:p>
@@ -1027,14 +1027,14 @@
         </w:tc>
         <w:tc>
           <w:tcPr>
-            <w:tcW w:type="dxa" w:w="1806"/>
+            <w:tcW w:type="dxa" w:w="1921"/>
             <w:vAlign w:val="center"/>
             <w:shd w:fill="F2F5F9"/>
             <w:tcMar>
-              <w:top w:w="80" w:type="dxa"/>
-              <w:bottom w:w="80" w:type="dxa"/>
-              <w:left w:w="100" w:type="dxa"/>
-              <w:right w:w="100" w:type="dxa"/>
+              <w:top w:w="70" w:type="dxa"/>
+              <w:bottom w:w="70" w:type="dxa"/>
+              <w:left w:w="90" w:type="dxa"/>
+              <w:right w:w="90" w:type="dxa"/>
             </w:tcMar>
           </w:tcPr>
           <w:p>
@@ -1059,14 +1059,14 @@
         </w:trPr>
         <w:tc>
           <w:tcPr>
-            <w:tcW w:type="dxa" w:w="1806"/>
+            <w:tcW w:type="dxa" w:w="1921"/>
             <w:vAlign w:val="center"/>
             <w:shd w:fill="FFFFFF"/>
             <w:tcMar>
-              <w:top w:w="80" w:type="dxa"/>
-              <w:bottom w:w="80" w:type="dxa"/>
-              <w:left w:w="100" w:type="dxa"/>
-              <w:right w:w="100" w:type="dxa"/>
+              <w:top w:w="70" w:type="dxa"/>
+              <w:bottom w:w="70" w:type="dxa"/>
+              <w:left w:w="90" w:type="dxa"/>
+              <w:right w:w="90" w:type="dxa"/>
             </w:tcMar>
           </w:tcPr>
           <w:p>
@@ -1087,14 +1087,14 @@
         </w:tc>
         <w:tc>
           <w:tcPr>
-            <w:tcW w:type="dxa" w:w="1806"/>
+            <w:tcW w:type="dxa" w:w="1921"/>
             <w:vAlign w:val="center"/>
             <w:shd w:fill="FFFFFF"/>
             <w:tcMar>
-              <w:top w:w="80" w:type="dxa"/>
-              <w:bottom w:w="80" w:type="dxa"/>
-              <w:left w:w="100" w:type="dxa"/>
-              <w:right w:w="100" w:type="dxa"/>
+              <w:top w:w="70" w:type="dxa"/>
+              <w:bottom w:w="70" w:type="dxa"/>
+              <w:left w:w="90" w:type="dxa"/>
+              <w:right w:w="90" w:type="dxa"/>
             </w:tcMar>
           </w:tcPr>
           <w:p>
@@ -1115,14 +1115,14 @@
         </w:tc>
         <w:tc>
           <w:tcPr>
-            <w:tcW w:type="dxa" w:w="1806"/>
+            <w:tcW w:type="dxa" w:w="1921"/>
             <w:vAlign w:val="center"/>
             <w:shd w:fill="FFFFFF"/>
             <w:tcMar>
-              <w:top w:w="80" w:type="dxa"/>
-              <w:bottom w:w="80" w:type="dxa"/>
-              <w:left w:w="100" w:type="dxa"/>
-              <w:right w:w="100" w:type="dxa"/>
+              <w:top w:w="70" w:type="dxa"/>
+              <w:bottom w:w="70" w:type="dxa"/>
+              <w:left w:w="90" w:type="dxa"/>
+              <w:right w:w="90" w:type="dxa"/>
             </w:tcMar>
           </w:tcPr>
           <w:p>
@@ -1142,14 +1142,14 @@
         </w:tc>
         <w:tc>
           <w:tcPr>
-            <w:tcW w:type="dxa" w:w="1806"/>
+            <w:tcW w:type="dxa" w:w="1921"/>
             <w:vAlign w:val="center"/>
             <w:shd w:fill="FFFFFF"/>
             <w:tcMar>
-              <w:top w:w="80" w:type="dxa"/>
-              <w:bottom w:w="80" w:type="dxa"/>
-              <w:left w:w="100" w:type="dxa"/>
-              <w:right w:w="100" w:type="dxa"/>
+              <w:top w:w="70" w:type="dxa"/>
+              <w:bottom w:w="70" w:type="dxa"/>
+              <w:left w:w="90" w:type="dxa"/>
+              <w:right w:w="90" w:type="dxa"/>
             </w:tcMar>
           </w:tcPr>
           <w:p>
@@ -1169,14 +1169,14 @@
         </w:tc>
         <w:tc>
           <w:tcPr>
-            <w:tcW w:type="dxa" w:w="1806"/>
+            <w:tcW w:type="dxa" w:w="1921"/>
             <w:vAlign w:val="center"/>
             <w:shd w:fill="FFFFFF"/>
             <w:tcMar>
-              <w:top w:w="80" w:type="dxa"/>
-              <w:bottom w:w="80" w:type="dxa"/>
-              <w:left w:w="100" w:type="dxa"/>
-              <w:right w:w="100" w:type="dxa"/>
+              <w:top w:w="70" w:type="dxa"/>
+              <w:bottom w:w="70" w:type="dxa"/>
+              <w:left w:w="90" w:type="dxa"/>
+              <w:right w:w="90" w:type="dxa"/>
             </w:tcMar>
           </w:tcPr>
           <w:p>
@@ -1201,14 +1201,14 @@
         </w:trPr>
         <w:tc>
           <w:tcPr>
-            <w:tcW w:type="dxa" w:w="1806"/>
+            <w:tcW w:type="dxa" w:w="1921"/>
             <w:vAlign w:val="center"/>
             <w:shd w:fill="F2F5F9"/>
             <w:tcMar>
-              <w:top w:w="80" w:type="dxa"/>
-              <w:bottom w:w="80" w:type="dxa"/>
-              <w:left w:w="100" w:type="dxa"/>
-              <w:right w:w="100" w:type="dxa"/>
+              <w:top w:w="70" w:type="dxa"/>
+              <w:bottom w:w="70" w:type="dxa"/>
+              <w:left w:w="90" w:type="dxa"/>
+              <w:right w:w="90" w:type="dxa"/>
             </w:tcMar>
           </w:tcPr>
           <w:p>
@@ -1229,14 +1229,14 @@
         </w:tc>
         <w:tc>
           <w:tcPr>
-            <w:tcW w:type="dxa" w:w="1806"/>
+            <w:tcW w:type="dxa" w:w="1921"/>
             <w:vAlign w:val="center"/>
             <w:shd w:fill="F2F5F9"/>
             <w:tcMar>
-              <w:top w:w="80" w:type="dxa"/>
-              <w:bottom w:w="80" w:type="dxa"/>
-              <w:left w:w="100" w:type="dxa"/>
-              <w:right w:w="100" w:type="dxa"/>
+              <w:top w:w="70" w:type="dxa"/>
+              <w:bottom w:w="70" w:type="dxa"/>
+              <w:left w:w="90" w:type="dxa"/>
+              <w:right w:w="90" w:type="dxa"/>
             </w:tcMar>
           </w:tcPr>
           <w:p>
@@ -1257,14 +1257,14 @@
         </w:tc>
         <w:tc>
           <w:tcPr>
-            <w:tcW w:type="dxa" w:w="1806"/>
+            <w:tcW w:type="dxa" w:w="1921"/>
             <w:vAlign w:val="center"/>
             <w:shd w:fill="F2F5F9"/>
             <w:tcMar>
-              <w:top w:w="80" w:type="dxa"/>
-              <w:bottom w:w="80" w:type="dxa"/>
-              <w:left w:w="100" w:type="dxa"/>
-              <w:right w:w="100" w:type="dxa"/>
+              <w:top w:w="70" w:type="dxa"/>
+              <w:bottom w:w="70" w:type="dxa"/>
+              <w:left w:w="90" w:type="dxa"/>
+              <w:right w:w="90" w:type="dxa"/>
             </w:tcMar>
           </w:tcPr>
           <w:p>
@@ -1284,14 +1284,14 @@
         </w:tc>
         <w:tc>
           <w:tcPr>
-            <w:tcW w:type="dxa" w:w="1806"/>
+            <w:tcW w:type="dxa" w:w="1921"/>
             <w:vAlign w:val="center"/>
             <w:shd w:fill="F2F5F9"/>
             <w:tcMar>
-              <w:top w:w="80" w:type="dxa"/>
-              <w:bottom w:w="80" w:type="dxa"/>
-              <w:left w:w="100" w:type="dxa"/>
-              <w:right w:w="100" w:type="dxa"/>
+              <w:top w:w="70" w:type="dxa"/>
+              <w:bottom w:w="70" w:type="dxa"/>
+              <w:left w:w="90" w:type="dxa"/>
+              <w:right w:w="90" w:type="dxa"/>
             </w:tcMar>
           </w:tcPr>
           <w:p>
@@ -1311,14 +1311,14 @@
         </w:tc>
         <w:tc>
           <w:tcPr>
-            <w:tcW w:type="dxa" w:w="1806"/>
+            <w:tcW w:type="dxa" w:w="1921"/>
             <w:vAlign w:val="center"/>
             <w:shd w:fill="F2F5F9"/>
             <w:tcMar>
-              <w:top w:w="80" w:type="dxa"/>
-              <w:bottom w:w="80" w:type="dxa"/>
-              <w:left w:w="100" w:type="dxa"/>
-              <w:right w:w="100" w:type="dxa"/>
+              <w:top w:w="70" w:type="dxa"/>
+              <w:bottom w:w="70" w:type="dxa"/>
+              <w:left w:w="90" w:type="dxa"/>
+              <w:right w:w="90" w:type="dxa"/>
             </w:tcMar>
           </w:tcPr>
           <w:p>
@@ -1343,14 +1343,14 @@
         </w:trPr>
         <w:tc>
           <w:tcPr>
-            <w:tcW w:type="dxa" w:w="1806"/>
+            <w:tcW w:type="dxa" w:w="1921"/>
             <w:vAlign w:val="center"/>
             <w:shd w:fill="FFFFFF"/>
             <w:tcMar>
-              <w:top w:w="80" w:type="dxa"/>
-              <w:bottom w:w="80" w:type="dxa"/>
-              <w:left w:w="100" w:type="dxa"/>
-              <w:right w:w="100" w:type="dxa"/>
+              <w:top w:w="70" w:type="dxa"/>
+              <w:bottom w:w="70" w:type="dxa"/>
+              <w:left w:w="90" w:type="dxa"/>
+              <w:right w:w="90" w:type="dxa"/>
             </w:tcMar>
           </w:tcPr>
           <w:p>
@@ -1371,14 +1371,14 @@
         </w:tc>
         <w:tc>
           <w:tcPr>
-            <w:tcW w:type="dxa" w:w="1806"/>
+            <w:tcW w:type="dxa" w:w="1921"/>
             <w:vAlign w:val="center"/>
             <w:shd w:fill="FFFFFF"/>
             <w:tcMar>
-              <w:top w:w="80" w:type="dxa"/>
-              <w:bottom w:w="80" w:type="dxa"/>
-              <w:left w:w="100" w:type="dxa"/>
-              <w:right w:w="100" w:type="dxa"/>
+              <w:top w:w="70" w:type="dxa"/>
+              <w:bottom w:w="70" w:type="dxa"/>
+              <w:left w:w="90" w:type="dxa"/>
+              <w:right w:w="90" w:type="dxa"/>
             </w:tcMar>
           </w:tcPr>
           <w:p>
@@ -1399,14 +1399,14 @@
         </w:tc>
         <w:tc>
           <w:tcPr>
-            <w:tcW w:type="dxa" w:w="1806"/>
+            <w:tcW w:type="dxa" w:w="1921"/>
             <w:vAlign w:val="center"/>
             <w:shd w:fill="FFFFFF"/>
             <w:tcMar>
-              <w:top w:w="80" w:type="dxa"/>
-              <w:bottom w:w="80" w:type="dxa"/>
-              <w:left w:w="100" w:type="dxa"/>
-              <w:right w:w="100" w:type="dxa"/>
+              <w:top w:w="70" w:type="dxa"/>
+              <w:bottom w:w="70" w:type="dxa"/>
+              <w:left w:w="90" w:type="dxa"/>
+              <w:right w:w="90" w:type="dxa"/>
             </w:tcMar>
           </w:tcPr>
           <w:p>
@@ -1426,14 +1426,14 @@
         </w:tc>
         <w:tc>
           <w:tcPr>
-            <w:tcW w:type="dxa" w:w="1806"/>
+            <w:tcW w:type="dxa" w:w="1921"/>
             <w:vAlign w:val="center"/>
             <w:shd w:fill="FFFFFF"/>
             <w:tcMar>
-              <w:top w:w="80" w:type="dxa"/>
-              <w:bottom w:w="80" w:type="dxa"/>
-              <w:left w:w="100" w:type="dxa"/>
-              <w:right w:w="100" w:type="dxa"/>
+              <w:top w:w="70" w:type="dxa"/>
+              <w:bottom w:w="70" w:type="dxa"/>
+              <w:left w:w="90" w:type="dxa"/>
+              <w:right w:w="90" w:type="dxa"/>
             </w:tcMar>
           </w:tcPr>
           <w:p>
@@ -1453,14 +1453,14 @@
         </w:tc>
         <w:tc>
           <w:tcPr>
-            <w:tcW w:type="dxa" w:w="1806"/>
+            <w:tcW w:type="dxa" w:w="1921"/>
             <w:vAlign w:val="center"/>
             <w:shd w:fill="FFFFFF"/>
             <w:tcMar>
-              <w:top w:w="80" w:type="dxa"/>
-              <w:bottom w:w="80" w:type="dxa"/>
-              <w:left w:w="100" w:type="dxa"/>
-              <w:right w:w="100" w:type="dxa"/>
+              <w:top w:w="70" w:type="dxa"/>
+              <w:bottom w:w="70" w:type="dxa"/>
+              <w:left w:w="90" w:type="dxa"/>
+              <w:right w:w="90" w:type="dxa"/>
             </w:tcMar>
           </w:tcPr>
           <w:p>
@@ -1485,14 +1485,14 @@
         </w:trPr>
         <w:tc>
           <w:tcPr>
-            <w:tcW w:type="dxa" w:w="1806"/>
+            <w:tcW w:type="dxa" w:w="1921"/>
             <w:vAlign w:val="center"/>
             <w:shd w:fill="F2F5F9"/>
             <w:tcMar>
-              <w:top w:w="80" w:type="dxa"/>
-              <w:bottom w:w="80" w:type="dxa"/>
-              <w:left w:w="100" w:type="dxa"/>
-              <w:right w:w="100" w:type="dxa"/>
+              <w:top w:w="70" w:type="dxa"/>
+              <w:bottom w:w="70" w:type="dxa"/>
+              <w:left w:w="90" w:type="dxa"/>
+              <w:right w:w="90" w:type="dxa"/>
             </w:tcMar>
           </w:tcPr>
           <w:p>
@@ -1513,14 +1513,14 @@
         </w:tc>
         <w:tc>
           <w:tcPr>
-            <w:tcW w:type="dxa" w:w="1806"/>
+            <w:tcW w:type="dxa" w:w="1921"/>
             <w:vAlign w:val="center"/>
             <w:shd w:fill="F2F5F9"/>
             <w:tcMar>
-              <w:top w:w="80" w:type="dxa"/>
-              <w:bottom w:w="80" w:type="dxa"/>
-              <w:left w:w="100" w:type="dxa"/>
-              <w:right w:w="100" w:type="dxa"/>
+              <w:top w:w="70" w:type="dxa"/>
+              <w:bottom w:w="70" w:type="dxa"/>
+              <w:left w:w="90" w:type="dxa"/>
+              <w:right w:w="90" w:type="dxa"/>
             </w:tcMar>
           </w:tcPr>
           <w:p>
@@ -1541,14 +1541,14 @@
         </w:tc>
         <w:tc>
           <w:tcPr>
-            <w:tcW w:type="dxa" w:w="1806"/>
+            <w:tcW w:type="dxa" w:w="1921"/>
             <w:vAlign w:val="center"/>
             <w:shd w:fill="F2F5F9"/>
             <w:tcMar>
-              <w:top w:w="80" w:type="dxa"/>
-              <w:bottom w:w="80" w:type="dxa"/>
-              <w:left w:w="100" w:type="dxa"/>
-              <w:right w:w="100" w:type="dxa"/>
+              <w:top w:w="70" w:type="dxa"/>
+              <w:bottom w:w="70" w:type="dxa"/>
+              <w:left w:w="90" w:type="dxa"/>
+              <w:right w:w="90" w:type="dxa"/>
             </w:tcMar>
           </w:tcPr>
           <w:p>
@@ -1568,14 +1568,14 @@
         </w:tc>
         <w:tc>
           <w:tcPr>
-            <w:tcW w:type="dxa" w:w="1806"/>
+            <w:tcW w:type="dxa" w:w="1921"/>
             <w:vAlign w:val="center"/>
             <w:shd w:fill="F2F5F9"/>
             <w:tcMar>
-              <w:top w:w="80" w:type="dxa"/>
-              <w:bottom w:w="80" w:type="dxa"/>
-              <w:left w:w="100" w:type="dxa"/>
-              <w:right w:w="100" w:type="dxa"/>
+              <w:top w:w="70" w:type="dxa"/>
+              <w:bottom w:w="70" w:type="dxa"/>
+              <w:left w:w="90" w:type="dxa"/>
+              <w:right w:w="90" w:type="dxa"/>
             </w:tcMar>
           </w:tcPr>
           <w:p>
@@ -1595,14 +1595,14 @@
         </w:tc>
         <w:tc>
           <w:tcPr>
-            <w:tcW w:type="dxa" w:w="1806"/>
+            <w:tcW w:type="dxa" w:w="1921"/>
             <w:vAlign w:val="center"/>
             <w:shd w:fill="F2F5F9"/>
             <w:tcMar>
-              <w:top w:w="80" w:type="dxa"/>
-              <w:bottom w:w="80" w:type="dxa"/>
-              <w:left w:w="100" w:type="dxa"/>
-              <w:right w:w="100" w:type="dxa"/>
+              <w:top w:w="70" w:type="dxa"/>
+              <w:bottom w:w="70" w:type="dxa"/>
+              <w:left w:w="90" w:type="dxa"/>
+              <w:right w:w="90" w:type="dxa"/>
             </w:tcMar>
           </w:tcPr>
           <w:p>
@@ -1627,14 +1627,14 @@
         </w:trPr>
         <w:tc>
           <w:tcPr>
-            <w:tcW w:type="dxa" w:w="1806"/>
+            <w:tcW w:type="dxa" w:w="1921"/>
             <w:vAlign w:val="center"/>
             <w:shd w:fill="FFFFFF"/>
             <w:tcMar>
-              <w:top w:w="80" w:type="dxa"/>
-              <w:bottom w:w="80" w:type="dxa"/>
-              <w:left w:w="100" w:type="dxa"/>
-              <w:right w:w="100" w:type="dxa"/>
+              <w:top w:w="70" w:type="dxa"/>
+              <w:bottom w:w="70" w:type="dxa"/>
+              <w:left w:w="90" w:type="dxa"/>
+              <w:right w:w="90" w:type="dxa"/>
             </w:tcMar>
           </w:tcPr>
           <w:p>
@@ -1655,14 +1655,14 @@
         </w:tc>
         <w:tc>
           <w:tcPr>
-            <w:tcW w:type="dxa" w:w="1806"/>
+            <w:tcW w:type="dxa" w:w="1921"/>
             <w:vAlign w:val="center"/>
             <w:shd w:fill="FFFFFF"/>
             <w:tcMar>
-              <w:top w:w="80" w:type="dxa"/>
-              <w:bottom w:w="80" w:type="dxa"/>
-              <w:left w:w="100" w:type="dxa"/>
-              <w:right w:w="100" w:type="dxa"/>
+              <w:top w:w="70" w:type="dxa"/>
+              <w:bottom w:w="70" w:type="dxa"/>
+              <w:left w:w="90" w:type="dxa"/>
+              <w:right w:w="90" w:type="dxa"/>
             </w:tcMar>
           </w:tcPr>
           <w:p>
@@ -1683,14 +1683,14 @@
         </w:tc>
         <w:tc>
           <w:tcPr>
-            <w:tcW w:type="dxa" w:w="1806"/>
+            <w:tcW w:type="dxa" w:w="1921"/>
             <w:vAlign w:val="center"/>
             <w:shd w:fill="FFFFFF"/>
             <w:tcMar>
-              <w:top w:w="80" w:type="dxa"/>
-              <w:bottom w:w="80" w:type="dxa"/>
-              <w:left w:w="100" w:type="dxa"/>
-              <w:right w:w="100" w:type="dxa"/>
+              <w:top w:w="70" w:type="dxa"/>
+              <w:bottom w:w="70" w:type="dxa"/>
+              <w:left w:w="90" w:type="dxa"/>
+              <w:right w:w="90" w:type="dxa"/>
             </w:tcMar>
           </w:tcPr>
           <w:p>
@@ -1710,14 +1710,14 @@
         </w:tc>
         <w:tc>
           <w:tcPr>
-            <w:tcW w:type="dxa" w:w="1806"/>
+            <w:tcW w:type="dxa" w:w="1921"/>
             <w:vAlign w:val="center"/>
             <w:shd w:fill="FFFFFF"/>
             <w:tcMar>
-              <w:top w:w="80" w:type="dxa"/>
-              <w:bottom w:w="80" w:type="dxa"/>
-              <w:left w:w="100" w:type="dxa"/>
-              <w:right w:w="100" w:type="dxa"/>
+              <w:top w:w="70" w:type="dxa"/>
+              <w:bottom w:w="70" w:type="dxa"/>
+              <w:left w:w="90" w:type="dxa"/>
+              <w:right w:w="90" w:type="dxa"/>
             </w:tcMar>
           </w:tcPr>
           <w:p>
@@ -1737,14 +1737,14 @@
         </w:tc>
         <w:tc>
           <w:tcPr>
-            <w:tcW w:type="dxa" w:w="1806"/>
+            <w:tcW w:type="dxa" w:w="1921"/>
             <w:vAlign w:val="center"/>
             <w:shd w:fill="FFFFFF"/>
             <w:tcMar>
-              <w:top w:w="80" w:type="dxa"/>
-              <w:bottom w:w="80" w:type="dxa"/>
-              <w:left w:w="100" w:type="dxa"/>
-              <w:right w:w="100" w:type="dxa"/>
+              <w:top w:w="70" w:type="dxa"/>
+              <w:bottom w:w="70" w:type="dxa"/>
+              <w:left w:w="90" w:type="dxa"/>
+              <w:right w:w="90" w:type="dxa"/>
             </w:tcMar>
           </w:tcPr>
           <w:p>
@@ -1769,14 +1769,14 @@
         </w:trPr>
         <w:tc>
           <w:tcPr>
-            <w:tcW w:type="dxa" w:w="1806"/>
+            <w:tcW w:type="dxa" w:w="1921"/>
             <w:vAlign w:val="center"/>
             <w:shd w:fill="F2F5F9"/>
             <w:tcMar>
-              <w:top w:w="80" w:type="dxa"/>
-              <w:bottom w:w="80" w:type="dxa"/>
-              <w:left w:w="100" w:type="dxa"/>
-              <w:right w:w="100" w:type="dxa"/>
+              <w:top w:w="70" w:type="dxa"/>
+              <w:bottom w:w="70" w:type="dxa"/>
+              <w:left w:w="90" w:type="dxa"/>
+              <w:right w:w="90" w:type="dxa"/>
             </w:tcMar>
           </w:tcPr>
           <w:p>
@@ -1797,14 +1797,14 @@
         </w:tc>
         <w:tc>
           <w:tcPr>
-            <w:tcW w:type="dxa" w:w="1806"/>
+            <w:tcW w:type="dxa" w:w="1921"/>
             <w:vAlign w:val="center"/>
             <w:shd w:fill="F2F5F9"/>
             <w:tcMar>
-              <w:top w:w="80" w:type="dxa"/>
-              <w:bottom w:w="80" w:type="dxa"/>
-              <w:left w:w="100" w:type="dxa"/>
-              <w:right w:w="100" w:type="dxa"/>
+              <w:top w:w="70" w:type="dxa"/>
+              <w:bottom w:w="70" w:type="dxa"/>
+              <w:left w:w="90" w:type="dxa"/>
+              <w:right w:w="90" w:type="dxa"/>
             </w:tcMar>
           </w:tcPr>
           <w:p>
@@ -1825,14 +1825,14 @@
         </w:tc>
         <w:tc>
           <w:tcPr>
-            <w:tcW w:type="dxa" w:w="1806"/>
+            <w:tcW w:type="dxa" w:w="1921"/>
             <w:vAlign w:val="center"/>
             <w:shd w:fill="F2F5F9"/>
             <w:tcMar>
-              <w:top w:w="80" w:type="dxa"/>
-              <w:bottom w:w="80" w:type="dxa"/>
-              <w:left w:w="100" w:type="dxa"/>
-              <w:right w:w="100" w:type="dxa"/>
+              <w:top w:w="70" w:type="dxa"/>
+              <w:bottom w:w="70" w:type="dxa"/>
+              <w:left w:w="90" w:type="dxa"/>
+              <w:right w:w="90" w:type="dxa"/>
             </w:tcMar>
           </w:tcPr>
           <w:p>
@@ -1852,14 +1852,14 @@
         </w:tc>
         <w:tc>
           <w:tcPr>
-            <w:tcW w:type="dxa" w:w="1806"/>
+            <w:tcW w:type="dxa" w:w="1921"/>
             <w:vAlign w:val="center"/>
             <w:shd w:fill="F2F5F9"/>
             <w:tcMar>
-              <w:top w:w="80" w:type="dxa"/>
-              <w:bottom w:w="80" w:type="dxa"/>
-              <w:left w:w="100" w:type="dxa"/>
-              <w:right w:w="100" w:type="dxa"/>
+              <w:top w:w="70" w:type="dxa"/>
+              <w:bottom w:w="70" w:type="dxa"/>
+              <w:left w:w="90" w:type="dxa"/>
+              <w:right w:w="90" w:type="dxa"/>
             </w:tcMar>
           </w:tcPr>
           <w:p>
@@ -1879,14 +1879,14 @@
         </w:tc>
         <w:tc>
           <w:tcPr>
-            <w:tcW w:type="dxa" w:w="1806"/>
+            <w:tcW w:type="dxa" w:w="1921"/>
             <w:vAlign w:val="center"/>
             <w:shd w:fill="F2F5F9"/>
             <w:tcMar>
-              <w:top w:w="80" w:type="dxa"/>
-              <w:bottom w:w="80" w:type="dxa"/>
-              <w:left w:w="100" w:type="dxa"/>
-              <w:right w:w="100" w:type="dxa"/>
+              <w:top w:w="70" w:type="dxa"/>
+              <w:bottom w:w="70" w:type="dxa"/>
+              <w:left w:w="90" w:type="dxa"/>
+              <w:right w:w="90" w:type="dxa"/>
             </w:tcMar>
           </w:tcPr>
           <w:p>
@@ -1911,14 +1911,14 @@
         </w:trPr>
         <w:tc>
           <w:tcPr>
-            <w:tcW w:type="dxa" w:w="1806"/>
+            <w:tcW w:type="dxa" w:w="1921"/>
             <w:vAlign w:val="center"/>
             <w:shd w:fill="FFFFFF"/>
             <w:tcMar>
-              <w:top w:w="80" w:type="dxa"/>
-              <w:bottom w:w="80" w:type="dxa"/>
-              <w:left w:w="100" w:type="dxa"/>
-              <w:right w:w="100" w:type="dxa"/>
+              <w:top w:w="70" w:type="dxa"/>
+              <w:bottom w:w="70" w:type="dxa"/>
+              <w:left w:w="90" w:type="dxa"/>
+              <w:right w:w="90" w:type="dxa"/>
             </w:tcMar>
           </w:tcPr>
           <w:p>
@@ -1939,14 +1939,14 @@
         </w:tc>
         <w:tc>
           <w:tcPr>
-            <w:tcW w:type="dxa" w:w="1806"/>
+            <w:tcW w:type="dxa" w:w="1921"/>
             <w:vAlign w:val="center"/>
             <w:shd w:fill="FFFFFF"/>
             <w:tcMar>
-              <w:top w:w="80" w:type="dxa"/>
-              <w:bottom w:w="80" w:type="dxa"/>
-              <w:left w:w="100" w:type="dxa"/>
-              <w:right w:w="100" w:type="dxa"/>
+              <w:top w:w="70" w:type="dxa"/>
+              <w:bottom w:w="70" w:type="dxa"/>
+              <w:left w:w="90" w:type="dxa"/>
+              <w:right w:w="90" w:type="dxa"/>
             </w:tcMar>
           </w:tcPr>
           <w:p>
@@ -1984,14 +1984,14 @@
         </w:tc>
         <w:tc>
           <w:tcPr>
-            <w:tcW w:type="dxa" w:w="1806"/>
+            <w:tcW w:type="dxa" w:w="1921"/>
             <w:vAlign w:val="center"/>
             <w:shd w:fill="FFFFFF"/>
             <w:tcMar>
-              <w:top w:w="80" w:type="dxa"/>
-              <w:bottom w:w="80" w:type="dxa"/>
-              <w:left w:w="100" w:type="dxa"/>
-              <w:right w:w="100" w:type="dxa"/>
+              <w:top w:w="70" w:type="dxa"/>
+              <w:bottom w:w="70" w:type="dxa"/>
+              <w:left w:w="90" w:type="dxa"/>
+              <w:right w:w="90" w:type="dxa"/>
             </w:tcMar>
           </w:tcPr>
           <w:p>
@@ -2011,14 +2011,14 @@
         </w:tc>
         <w:tc>
           <w:tcPr>
-            <w:tcW w:type="dxa" w:w="1806"/>
+            <w:tcW w:type="dxa" w:w="1921"/>
             <w:vAlign w:val="center"/>
             <w:shd w:fill="FFFFFF"/>
             <w:tcMar>
-              <w:top w:w="80" w:type="dxa"/>
-              <w:bottom w:w="80" w:type="dxa"/>
-              <w:left w:w="100" w:type="dxa"/>
-              <w:right w:w="100" w:type="dxa"/>
+              <w:top w:w="70" w:type="dxa"/>
+              <w:bottom w:w="70" w:type="dxa"/>
+              <w:left w:w="90" w:type="dxa"/>
+              <w:right w:w="90" w:type="dxa"/>
             </w:tcMar>
           </w:tcPr>
           <w:p>
@@ -2038,14 +2038,14 @@
         </w:tc>
         <w:tc>
           <w:tcPr>
-            <w:tcW w:type="dxa" w:w="1806"/>
+            <w:tcW w:type="dxa" w:w="1921"/>
             <w:vAlign w:val="center"/>
             <w:shd w:fill="FFFFFF"/>
             <w:tcMar>
-              <w:top w:w="80" w:type="dxa"/>
-              <w:bottom w:w="80" w:type="dxa"/>
-              <w:left w:w="100" w:type="dxa"/>
-              <w:right w:w="100" w:type="dxa"/>
+              <w:top w:w="70" w:type="dxa"/>
+              <w:bottom w:w="70" w:type="dxa"/>
+              <w:left w:w="90" w:type="dxa"/>
+              <w:right w:w="90" w:type="dxa"/>
             </w:tcMar>
           </w:tcPr>
           <w:p>
@@ -2070,14 +2070,14 @@
         </w:trPr>
         <w:tc>
           <w:tcPr>
-            <w:tcW w:type="dxa" w:w="1806"/>
+            <w:tcW w:type="dxa" w:w="1921"/>
             <w:vAlign w:val="center"/>
             <w:shd w:fill="F2F5F9"/>
             <w:tcMar>
-              <w:top w:w="80" w:type="dxa"/>
-              <w:bottom w:w="80" w:type="dxa"/>
-              <w:left w:w="100" w:type="dxa"/>
-              <w:right w:w="100" w:type="dxa"/>
+              <w:top w:w="70" w:type="dxa"/>
+              <w:bottom w:w="70" w:type="dxa"/>
+              <w:left w:w="90" w:type="dxa"/>
+              <w:right w:w="90" w:type="dxa"/>
             </w:tcMar>
           </w:tcPr>
           <w:p>
@@ -2098,14 +2098,14 @@
         </w:tc>
         <w:tc>
           <w:tcPr>
-            <w:tcW w:type="dxa" w:w="1806"/>
+            <w:tcW w:type="dxa" w:w="1921"/>
             <w:vAlign w:val="center"/>
             <w:shd w:fill="F2F5F9"/>
             <w:tcMar>
-              <w:top w:w="80" w:type="dxa"/>
-              <w:bottom w:w="80" w:type="dxa"/>
-              <w:left w:w="100" w:type="dxa"/>
-              <w:right w:w="100" w:type="dxa"/>
+              <w:top w:w="70" w:type="dxa"/>
+              <w:bottom w:w="70" w:type="dxa"/>
+              <w:left w:w="90" w:type="dxa"/>
+              <w:right w:w="90" w:type="dxa"/>
             </w:tcMar>
           </w:tcPr>
           <w:p>
@@ -2143,14 +2143,14 @@
         </w:tc>
         <w:tc>
           <w:tcPr>
-            <w:tcW w:type="dxa" w:w="1806"/>
+            <w:tcW w:type="dxa" w:w="1921"/>
             <w:vAlign w:val="center"/>
             <w:shd w:fill="F2F5F9"/>
             <w:tcMar>
-              <w:top w:w="80" w:type="dxa"/>
-              <w:bottom w:w="80" w:type="dxa"/>
-              <w:left w:w="100" w:type="dxa"/>
-              <w:right w:w="100" w:type="dxa"/>
+              <w:top w:w="70" w:type="dxa"/>
+              <w:bottom w:w="70" w:type="dxa"/>
+              <w:left w:w="90" w:type="dxa"/>
+              <w:right w:w="90" w:type="dxa"/>
             </w:tcMar>
           </w:tcPr>
           <w:p>
@@ -2170,14 +2170,14 @@
         </w:tc>
         <w:tc>
           <w:tcPr>
-            <w:tcW w:type="dxa" w:w="1806"/>
+            <w:tcW w:type="dxa" w:w="1921"/>
             <w:vAlign w:val="center"/>
             <w:shd w:fill="F2F5F9"/>
             <w:tcMar>
-              <w:top w:w="80" w:type="dxa"/>
-              <w:bottom w:w="80" w:type="dxa"/>
-              <w:left w:w="100" w:type="dxa"/>
-              <w:right w:w="100" w:type="dxa"/>
+              <w:top w:w="70" w:type="dxa"/>
+              <w:bottom w:w="70" w:type="dxa"/>
+              <w:left w:w="90" w:type="dxa"/>
+              <w:right w:w="90" w:type="dxa"/>
             </w:tcMar>
           </w:tcPr>
           <w:p>
@@ -2197,14 +2197,14 @@
         </w:tc>
         <w:tc>
           <w:tcPr>
-            <w:tcW w:type="dxa" w:w="1806"/>
+            <w:tcW w:type="dxa" w:w="1921"/>
             <w:vAlign w:val="center"/>
             <w:shd w:fill="F2F5F9"/>
             <w:tcMar>
-              <w:top w:w="80" w:type="dxa"/>
-              <w:bottom w:w="80" w:type="dxa"/>
-              <w:left w:w="100" w:type="dxa"/>
-              <w:right w:w="100" w:type="dxa"/>
+              <w:top w:w="70" w:type="dxa"/>
+              <w:bottom w:w="70" w:type="dxa"/>
+              <w:left w:w="90" w:type="dxa"/>
+              <w:right w:w="90" w:type="dxa"/>
             </w:tcMar>
           </w:tcPr>
           <w:p>
@@ -2229,14 +2229,14 @@
         </w:trPr>
         <w:tc>
           <w:tcPr>
-            <w:tcW w:type="dxa" w:w="1806"/>
+            <w:tcW w:type="dxa" w:w="1921"/>
             <w:vAlign w:val="center"/>
             <w:shd w:fill="FFFFFF"/>
             <w:tcMar>
-              <w:top w:w="80" w:type="dxa"/>
-              <w:bottom w:w="80" w:type="dxa"/>
-              <w:left w:w="100" w:type="dxa"/>
-              <w:right w:w="100" w:type="dxa"/>
+              <w:top w:w="70" w:type="dxa"/>
+              <w:bottom w:w="70" w:type="dxa"/>
+              <w:left w:w="90" w:type="dxa"/>
+              <w:right w:w="90" w:type="dxa"/>
             </w:tcMar>
           </w:tcPr>
           <w:p>
@@ -2257,14 +2257,14 @@
         </w:tc>
         <w:tc>
           <w:tcPr>
-            <w:tcW w:type="dxa" w:w="1806"/>
+            <w:tcW w:type="dxa" w:w="1921"/>
             <w:vAlign w:val="center"/>
             <w:shd w:fill="FFFFFF"/>
             <w:tcMar>
-              <w:top w:w="80" w:type="dxa"/>
-              <w:bottom w:w="80" w:type="dxa"/>
-              <w:left w:w="100" w:type="dxa"/>
-              <w:right w:w="100" w:type="dxa"/>
+              <w:top w:w="70" w:type="dxa"/>
+              <w:bottom w:w="70" w:type="dxa"/>
+              <w:left w:w="90" w:type="dxa"/>
+              <w:right w:w="90" w:type="dxa"/>
             </w:tcMar>
           </w:tcPr>
           <w:p>
@@ -2285,14 +2285,14 @@
         </w:tc>
         <w:tc>
           <w:tcPr>
-            <w:tcW w:type="dxa" w:w="1806"/>
+            <w:tcW w:type="dxa" w:w="1921"/>
             <w:vAlign w:val="center"/>
             <w:shd w:fill="FFFFFF"/>
             <w:tcMar>
-              <w:top w:w="80" w:type="dxa"/>
-              <w:bottom w:w="80" w:type="dxa"/>
-              <w:left w:w="100" w:type="dxa"/>
-              <w:right w:w="100" w:type="dxa"/>
+              <w:top w:w="70" w:type="dxa"/>
+              <w:bottom w:w="70" w:type="dxa"/>
+              <w:left w:w="90" w:type="dxa"/>
+              <w:right w:w="90" w:type="dxa"/>
             </w:tcMar>
           </w:tcPr>
           <w:p>
@@ -2312,14 +2312,14 @@
         </w:tc>
         <w:tc>
           <w:tcPr>
-            <w:tcW w:type="dxa" w:w="1806"/>
+            <w:tcW w:type="dxa" w:w="1921"/>
             <w:vAlign w:val="center"/>
             <w:shd w:fill="FFFFFF"/>
             <w:tcMar>
-              <w:top w:w="80" w:type="dxa"/>
-              <w:bottom w:w="80" w:type="dxa"/>
-              <w:left w:w="100" w:type="dxa"/>
-              <w:right w:w="100" w:type="dxa"/>
+              <w:top w:w="70" w:type="dxa"/>
+              <w:bottom w:w="70" w:type="dxa"/>
+              <w:left w:w="90" w:type="dxa"/>
+              <w:right w:w="90" w:type="dxa"/>
             </w:tcMar>
           </w:tcPr>
           <w:p>
@@ -2339,14 +2339,14 @@
         </w:tc>
         <w:tc>
           <w:tcPr>
-            <w:tcW w:type="dxa" w:w="1806"/>
+            <w:tcW w:type="dxa" w:w="1921"/>
             <w:vAlign w:val="center"/>
             <w:shd w:fill="FFFFFF"/>
             <w:tcMar>
-              <w:top w:w="80" w:type="dxa"/>
-              <w:bottom w:w="80" w:type="dxa"/>
-              <w:left w:w="100" w:type="dxa"/>
-              <w:right w:w="100" w:type="dxa"/>
+              <w:top w:w="70" w:type="dxa"/>
+              <w:bottom w:w="70" w:type="dxa"/>
+              <w:left w:w="90" w:type="dxa"/>
+              <w:right w:w="90" w:type="dxa"/>
             </w:tcMar>
           </w:tcPr>
           <w:p>
@@ -2371,14 +2371,14 @@
         </w:trPr>
         <w:tc>
           <w:tcPr>
-            <w:tcW w:type="dxa" w:w="1806"/>
+            <w:tcW w:type="dxa" w:w="1921"/>
             <w:vAlign w:val="center"/>
             <w:shd w:fill="F2F5F9"/>
             <w:tcMar>
-              <w:top w:w="80" w:type="dxa"/>
-              <w:bottom w:w="80" w:type="dxa"/>
-              <w:left w:w="100" w:type="dxa"/>
-              <w:right w:w="100" w:type="dxa"/>
+              <w:top w:w="70" w:type="dxa"/>
+              <w:bottom w:w="70" w:type="dxa"/>
+              <w:left w:w="90" w:type="dxa"/>
+              <w:right w:w="90" w:type="dxa"/>
             </w:tcMar>
           </w:tcPr>
           <w:p>
@@ -2399,14 +2399,14 @@
         </w:tc>
         <w:tc>
           <w:tcPr>
-            <w:tcW w:type="dxa" w:w="1806"/>
+            <w:tcW w:type="dxa" w:w="1921"/>
             <w:vAlign w:val="center"/>
             <w:shd w:fill="F2F5F9"/>
             <w:tcMar>
-              <w:top w:w="80" w:type="dxa"/>
-              <w:bottom w:w="80" w:type="dxa"/>
-              <w:left w:w="100" w:type="dxa"/>
-              <w:right w:w="100" w:type="dxa"/>
+              <w:top w:w="70" w:type="dxa"/>
+              <w:bottom w:w="70" w:type="dxa"/>
+              <w:left w:w="90" w:type="dxa"/>
+              <w:right w:w="90" w:type="dxa"/>
             </w:tcMar>
           </w:tcPr>
           <w:p>
@@ -2427,14 +2427,14 @@
         </w:tc>
         <w:tc>
           <w:tcPr>
-            <w:tcW w:type="dxa" w:w="1806"/>
+            <w:tcW w:type="dxa" w:w="1921"/>
             <w:vAlign w:val="center"/>
             <w:shd w:fill="F2F5F9"/>
             <w:tcMar>
-              <w:top w:w="80" w:type="dxa"/>
-              <w:bottom w:w="80" w:type="dxa"/>
-              <w:left w:w="100" w:type="dxa"/>
-              <w:right w:w="100" w:type="dxa"/>
+              <w:top w:w="70" w:type="dxa"/>
+              <w:bottom w:w="70" w:type="dxa"/>
+              <w:left w:w="90" w:type="dxa"/>
+              <w:right w:w="90" w:type="dxa"/>
             </w:tcMar>
           </w:tcPr>
           <w:p>
@@ -2454,14 +2454,14 @@
         </w:tc>
         <w:tc>
           <w:tcPr>
-            <w:tcW w:type="dxa" w:w="1806"/>
+            <w:tcW w:type="dxa" w:w="1921"/>
             <w:vAlign w:val="center"/>
             <w:shd w:fill="F2F5F9"/>
             <w:tcMar>
-              <w:top w:w="80" w:type="dxa"/>
-              <w:bottom w:w="80" w:type="dxa"/>
-              <w:left w:w="100" w:type="dxa"/>
-              <w:right w:w="100" w:type="dxa"/>
+              <w:top w:w="70" w:type="dxa"/>
+              <w:bottom w:w="70" w:type="dxa"/>
+              <w:left w:w="90" w:type="dxa"/>
+              <w:right w:w="90" w:type="dxa"/>
             </w:tcMar>
           </w:tcPr>
           <w:p>
@@ -2481,14 +2481,14 @@
         </w:tc>
         <w:tc>
           <w:tcPr>
-            <w:tcW w:type="dxa" w:w="1806"/>
+            <w:tcW w:type="dxa" w:w="1921"/>
             <w:vAlign w:val="center"/>
             <w:shd w:fill="F2F5F9"/>
             <w:tcMar>
-              <w:top w:w="80" w:type="dxa"/>
-              <w:bottom w:w="80" w:type="dxa"/>
-              <w:left w:w="100" w:type="dxa"/>
-              <w:right w:w="100" w:type="dxa"/>
+              <w:top w:w="70" w:type="dxa"/>
+              <w:bottom w:w="70" w:type="dxa"/>
+              <w:left w:w="90" w:type="dxa"/>
+              <w:right w:w="90" w:type="dxa"/>
             </w:tcMar>
           </w:tcPr>
           <w:p>
@@ -2513,14 +2513,14 @@
         </w:trPr>
         <w:tc>
           <w:tcPr>
-            <w:tcW w:type="dxa" w:w="1806"/>
+            <w:tcW w:type="dxa" w:w="1921"/>
             <w:vAlign w:val="center"/>
             <w:shd w:fill="FFFFFF"/>
             <w:tcMar>
-              <w:top w:w="80" w:type="dxa"/>
-              <w:bottom w:w="80" w:type="dxa"/>
-              <w:left w:w="100" w:type="dxa"/>
-              <w:right w:w="100" w:type="dxa"/>
+              <w:top w:w="70" w:type="dxa"/>
+              <w:bottom w:w="70" w:type="dxa"/>
+              <w:left w:w="90" w:type="dxa"/>
+              <w:right w:w="90" w:type="dxa"/>
             </w:tcMar>
           </w:tcPr>
           <w:p>
@@ -2541,14 +2541,14 @@
         </w:tc>
         <w:tc>
           <w:tcPr>
-            <w:tcW w:type="dxa" w:w="1806"/>
+            <w:tcW w:type="dxa" w:w="1921"/>
             <w:vAlign w:val="center"/>
             <w:shd w:fill="FFFFFF"/>
             <w:tcMar>
-              <w:top w:w="80" w:type="dxa"/>
-              <w:bottom w:w="80" w:type="dxa"/>
-              <w:left w:w="100" w:type="dxa"/>
-              <w:right w:w="100" w:type="dxa"/>
+              <w:top w:w="70" w:type="dxa"/>
+              <w:bottom w:w="70" w:type="dxa"/>
+              <w:left w:w="90" w:type="dxa"/>
+              <w:right w:w="90" w:type="dxa"/>
             </w:tcMar>
           </w:tcPr>
           <w:p>
@@ -2569,14 +2569,14 @@
         </w:tc>
         <w:tc>
           <w:tcPr>
-            <w:tcW w:type="dxa" w:w="1806"/>
+            <w:tcW w:type="dxa" w:w="1921"/>
             <w:vAlign w:val="center"/>
             <w:shd w:fill="FFFFFF"/>
             <w:tcMar>
-              <w:top w:w="80" w:type="dxa"/>
-              <w:bottom w:w="80" w:type="dxa"/>
-              <w:left w:w="100" w:type="dxa"/>
-              <w:right w:w="100" w:type="dxa"/>
+              <w:top w:w="70" w:type="dxa"/>
+              <w:bottom w:w="70" w:type="dxa"/>
+              <w:left w:w="90" w:type="dxa"/>
+              <w:right w:w="90" w:type="dxa"/>
             </w:tcMar>
           </w:tcPr>
           <w:p>
@@ -2596,14 +2596,14 @@
         </w:tc>
         <w:tc>
           <w:tcPr>
-            <w:tcW w:type="dxa" w:w="1806"/>
+            <w:tcW w:type="dxa" w:w="1921"/>
             <w:vAlign w:val="center"/>
             <w:shd w:fill="FFFFFF"/>
             <w:tcMar>
-              <w:top w:w="80" w:type="dxa"/>
-              <w:bottom w:w="80" w:type="dxa"/>
-              <w:left w:w="100" w:type="dxa"/>
-              <w:right w:w="100" w:type="dxa"/>
+              <w:top w:w="70" w:type="dxa"/>
+              <w:bottom w:w="70" w:type="dxa"/>
+              <w:left w:w="90" w:type="dxa"/>
+              <w:right w:w="90" w:type="dxa"/>
             </w:tcMar>
           </w:tcPr>
           <w:p>
@@ -2623,14 +2623,14 @@
         </w:tc>
         <w:tc>
           <w:tcPr>
-            <w:tcW w:type="dxa" w:w="1806"/>
+            <w:tcW w:type="dxa" w:w="1921"/>
             <w:vAlign w:val="center"/>
             <w:shd w:fill="FFFFFF"/>
             <w:tcMar>
-              <w:top w:w="80" w:type="dxa"/>
-              <w:bottom w:w="80" w:type="dxa"/>
-              <w:left w:w="100" w:type="dxa"/>
-              <w:right w:w="100" w:type="dxa"/>
+              <w:top w:w="70" w:type="dxa"/>
+              <w:bottom w:w="70" w:type="dxa"/>
+              <w:left w:w="90" w:type="dxa"/>
+              <w:right w:w="90" w:type="dxa"/>
             </w:tcMar>
           </w:tcPr>
           <w:p>
@@ -2652,7 +2652,7 @@
     </w:tbl>
     <w:p>
       <w:pPr>
-        <w:spacing w:after="120"/>
+        <w:spacing w:after="100"/>
       </w:pPr>
     </w:p>
     <w:tbl>
@@ -2663,17 +2663,17 @@
         <w:tblLook w:firstColumn="1" w:firstRow="1" w:lastColumn="0" w:lastRow="0" w:noHBand="0" w:noVBand="1" w:val="04A0"/>
       </w:tblPr>
       <w:tblGrid>
-        <w:gridCol w:w="9029"/>
+        <w:gridCol w:w="9605"/>
       </w:tblGrid>
       <w:tr>
         <w:tc>
           <w:tcPr>
-            <w:tcW w:type="dxa" w:w="9360"/>
+            <w:tcW w:type="dxa" w:w="9504"/>
             <w:shd w:fill="EEF4FB"/>
             <w:tcMar>
               <w:top w:w="120" w:type="dxa"/>
               <w:bottom w:w="120" w:type="dxa"/>
-              <w:left w:w="200" w:type="dxa"/>
+              <w:left w:w="180" w:type="dxa"/>
               <w:right w:w="150" w:type="dxa"/>
             </w:tcMar>
             <w:tcBorders>
@@ -2690,11 +2690,40 @@
             <w:r>
               <w:rPr>
                 <w:rFonts w:ascii="Calibri" w:hAnsi="Calibri"/>
+                <w:b/>
                 <w:i/>
-                <w:color w:val="1F3864"/>
-                <w:sz w:val="20"/>
+                <w:color w:val="262626"/>
+                <w:sz w:val="19"/>
               </w:rPr>
-              <w:t>**Keterangan.** Template APTIKOM (A–L) dan KPT 2024 (I–XII) adalah satu kerangka yang sama dengan nomenklatur berbeda. Pengecualian: **Butir XII KPT 2024** tidak memiliki padanan di template APTIKOM — wajib per Permendikbudristek 53/2023 Pasal 44 huruf h.</w:t>
+              <w:t>Keterangan.</w:t>
+            </w:r>
+            <w:r>
+              <w:rPr>
+                <w:rFonts w:ascii="Calibri" w:hAnsi="Calibri"/>
+                <w:i/>
+                <w:color w:val="262626"/>
+                <w:sz w:val="19"/>
+              </w:rPr>
+              <w:t xml:space="preserve"> Template APTIKOM (A–L) dan KPT 2024 (I–XII) adalah satu kerangka yang sama dengan nomenklatur berbeda. Pengecualian: </w:t>
+            </w:r>
+            <w:r>
+              <w:rPr>
+                <w:rFonts w:ascii="Calibri" w:hAnsi="Calibri"/>
+                <w:b/>
+                <w:i/>
+                <w:color w:val="262626"/>
+                <w:sz w:val="19"/>
+              </w:rPr>
+              <w:t>Butir XII KPT 2024</w:t>
+            </w:r>
+            <w:r>
+              <w:rPr>
+                <w:rFonts w:ascii="Calibri" w:hAnsi="Calibri"/>
+                <w:i/>
+                <w:color w:val="262626"/>
+                <w:sz w:val="19"/>
+              </w:rPr>
+              <w:t xml:space="preserve"> tidak memiliki padanan di template APTIKOM — wajib per Permendikbudristek 53/2023 Pasal 44 huruf h.</w:t>
             </w:r>
           </w:p>
         </w:tc>
@@ -2712,9 +2741,9 @@
       <w:r>
         <w:rPr>
           <w:color w:val="C8D2E1"/>
-          <w:sz w:val="16"/>
+          <w:sz w:val="14"/>
         </w:rPr>
-        <w:t>_________________________________________________________________________________</w:t>
+        <w:t>———————————————————————————————————————————————————————————————————————————</w:t>
       </w:r>
     </w:p>
     <w:p>
@@ -2763,10 +2792,10 @@
         </w:tblBorders>
       </w:tblPr>
       <w:tblGrid>
-        <w:gridCol w:w="2257"/>
-        <w:gridCol w:w="2257"/>
-        <w:gridCol w:w="2257"/>
-        <w:gridCol w:w="2257"/>
+        <w:gridCol w:w="2401"/>
+        <w:gridCol w:w="2401"/>
+        <w:gridCol w:w="2401"/>
+        <w:gridCol w:w="2401"/>
       </w:tblGrid>
       <w:tr>
         <w:trPr>
@@ -2776,7 +2805,7 @@
         </w:trPr>
         <w:tc>
           <w:tcPr>
-            <w:tcW w:type="dxa" w:w="2257"/>
+            <w:tcW w:type="dxa" w:w="2401"/>
             <w:vAlign w:val="center"/>
             <w:shd w:fill="1F3864"/>
             <w:tcMar>
@@ -2804,7 +2833,7 @@
         </w:tc>
         <w:tc>
           <w:tcPr>
-            <w:tcW w:type="dxa" w:w="2257"/>
+            <w:tcW w:type="dxa" w:w="2401"/>
             <w:vAlign w:val="center"/>
             <w:shd w:fill="1F3864"/>
             <w:tcMar>
@@ -2832,7 +2861,7 @@
         </w:tc>
         <w:tc>
           <w:tcPr>
-            <w:tcW w:type="dxa" w:w="2257"/>
+            <w:tcW w:type="dxa" w:w="2401"/>
             <w:vAlign w:val="center"/>
             <w:shd w:fill="1F3864"/>
             <w:tcMar>
@@ -2860,7 +2889,7 @@
         </w:tc>
         <w:tc>
           <w:tcPr>
-            <w:tcW w:type="dxa" w:w="2257"/>
+            <w:tcW w:type="dxa" w:w="2401"/>
             <w:vAlign w:val="center"/>
             <w:shd w:fill="1F3864"/>
             <w:tcMar>
@@ -2893,14 +2922,14 @@
         </w:trPr>
         <w:tc>
           <w:tcPr>
-            <w:tcW w:type="dxa" w:w="2257"/>
+            <w:tcW w:type="dxa" w:w="2401"/>
             <w:vAlign w:val="center"/>
             <w:shd w:fill="FFFFFF"/>
             <w:tcMar>
-              <w:top w:w="80" w:type="dxa"/>
-              <w:bottom w:w="80" w:type="dxa"/>
-              <w:left w:w="100" w:type="dxa"/>
-              <w:right w:w="100" w:type="dxa"/>
+              <w:top w:w="70" w:type="dxa"/>
+              <w:bottom w:w="70" w:type="dxa"/>
+              <w:left w:w="90" w:type="dxa"/>
+              <w:right w:w="90" w:type="dxa"/>
             </w:tcMar>
           </w:tcPr>
           <w:p>
@@ -2920,14 +2949,14 @@
         </w:tc>
         <w:tc>
           <w:tcPr>
-            <w:tcW w:type="dxa" w:w="2257"/>
+            <w:tcW w:type="dxa" w:w="2401"/>
             <w:vAlign w:val="center"/>
             <w:shd w:fill="FFFFFF"/>
             <w:tcMar>
-              <w:top w:w="80" w:type="dxa"/>
-              <w:bottom w:w="80" w:type="dxa"/>
-              <w:left w:w="100" w:type="dxa"/>
-              <w:right w:w="100" w:type="dxa"/>
+              <w:top w:w="70" w:type="dxa"/>
+              <w:bottom w:w="70" w:type="dxa"/>
+              <w:left w:w="90" w:type="dxa"/>
+              <w:right w:w="90" w:type="dxa"/>
             </w:tcMar>
           </w:tcPr>
           <w:p>
@@ -2948,14 +2977,14 @@
         </w:tc>
         <w:tc>
           <w:tcPr>
-            <w:tcW w:type="dxa" w:w="2257"/>
+            <w:tcW w:type="dxa" w:w="2401"/>
             <w:vAlign w:val="center"/>
             <w:shd w:fill="FFFFFF"/>
             <w:tcMar>
-              <w:top w:w="80" w:type="dxa"/>
-              <w:bottom w:w="80" w:type="dxa"/>
-              <w:left w:w="100" w:type="dxa"/>
-              <w:right w:w="100" w:type="dxa"/>
+              <w:top w:w="70" w:type="dxa"/>
+              <w:bottom w:w="70" w:type="dxa"/>
+              <w:left w:w="90" w:type="dxa"/>
+              <w:right w:w="90" w:type="dxa"/>
             </w:tcMar>
           </w:tcPr>
           <w:p>
@@ -2975,14 +3004,14 @@
         </w:tc>
         <w:tc>
           <w:tcPr>
-            <w:tcW w:type="dxa" w:w="2257"/>
+            <w:tcW w:type="dxa" w:w="2401"/>
             <w:vAlign w:val="center"/>
             <w:shd w:fill="FFFFFF"/>
             <w:tcMar>
-              <w:top w:w="80" w:type="dxa"/>
-              <w:bottom w:w="80" w:type="dxa"/>
-              <w:left w:w="100" w:type="dxa"/>
-              <w:right w:w="100" w:type="dxa"/>
+              <w:top w:w="70" w:type="dxa"/>
+              <w:bottom w:w="70" w:type="dxa"/>
+              <w:left w:w="90" w:type="dxa"/>
+              <w:right w:w="90" w:type="dxa"/>
             </w:tcMar>
           </w:tcPr>
           <w:p>
@@ -3007,14 +3036,14 @@
         </w:trPr>
         <w:tc>
           <w:tcPr>
-            <w:tcW w:type="dxa" w:w="2257"/>
+            <w:tcW w:type="dxa" w:w="2401"/>
             <w:vAlign w:val="center"/>
             <w:shd w:fill="F2F5F9"/>
             <w:tcMar>
-              <w:top w:w="80" w:type="dxa"/>
-              <w:bottom w:w="80" w:type="dxa"/>
-              <w:left w:w="100" w:type="dxa"/>
-              <w:right w:w="100" w:type="dxa"/>
+              <w:top w:w="70" w:type="dxa"/>
+              <w:bottom w:w="70" w:type="dxa"/>
+              <w:left w:w="90" w:type="dxa"/>
+              <w:right w:w="90" w:type="dxa"/>
             </w:tcMar>
           </w:tcPr>
           <w:p>
@@ -3034,14 +3063,14 @@
         </w:tc>
         <w:tc>
           <w:tcPr>
-            <w:tcW w:type="dxa" w:w="2257"/>
+            <w:tcW w:type="dxa" w:w="2401"/>
             <w:vAlign w:val="center"/>
             <w:shd w:fill="F2F5F9"/>
             <w:tcMar>
-              <w:top w:w="80" w:type="dxa"/>
-              <w:bottom w:w="80" w:type="dxa"/>
-              <w:left w:w="100" w:type="dxa"/>
-              <w:right w:w="100" w:type="dxa"/>
+              <w:top w:w="70" w:type="dxa"/>
+              <w:bottom w:w="70" w:type="dxa"/>
+              <w:left w:w="90" w:type="dxa"/>
+              <w:right w:w="90" w:type="dxa"/>
             </w:tcMar>
           </w:tcPr>
           <w:p>
@@ -3062,14 +3091,14 @@
         </w:tc>
         <w:tc>
           <w:tcPr>
-            <w:tcW w:type="dxa" w:w="2257"/>
+            <w:tcW w:type="dxa" w:w="2401"/>
             <w:vAlign w:val="center"/>
             <w:shd w:fill="F2F5F9"/>
             <w:tcMar>
-              <w:top w:w="80" w:type="dxa"/>
-              <w:bottom w:w="80" w:type="dxa"/>
-              <w:left w:w="100" w:type="dxa"/>
-              <w:right w:w="100" w:type="dxa"/>
+              <w:top w:w="70" w:type="dxa"/>
+              <w:bottom w:w="70" w:type="dxa"/>
+              <w:left w:w="90" w:type="dxa"/>
+              <w:right w:w="90" w:type="dxa"/>
             </w:tcMar>
           </w:tcPr>
           <w:p>
@@ -3089,14 +3118,14 @@
         </w:tc>
         <w:tc>
           <w:tcPr>
-            <w:tcW w:type="dxa" w:w="2257"/>
+            <w:tcW w:type="dxa" w:w="2401"/>
             <w:vAlign w:val="center"/>
             <w:shd w:fill="F2F5F9"/>
             <w:tcMar>
-              <w:top w:w="80" w:type="dxa"/>
-              <w:bottom w:w="80" w:type="dxa"/>
-              <w:left w:w="100" w:type="dxa"/>
-              <w:right w:w="100" w:type="dxa"/>
+              <w:top w:w="70" w:type="dxa"/>
+              <w:bottom w:w="70" w:type="dxa"/>
+              <w:left w:w="90" w:type="dxa"/>
+              <w:right w:w="90" w:type="dxa"/>
             </w:tcMar>
           </w:tcPr>
           <w:p>
@@ -3121,14 +3150,14 @@
         </w:trPr>
         <w:tc>
           <w:tcPr>
-            <w:tcW w:type="dxa" w:w="2257"/>
+            <w:tcW w:type="dxa" w:w="2401"/>
             <w:vAlign w:val="center"/>
             <w:shd w:fill="FFFFFF"/>
             <w:tcMar>
-              <w:top w:w="80" w:type="dxa"/>
-              <w:bottom w:w="80" w:type="dxa"/>
-              <w:left w:w="100" w:type="dxa"/>
-              <w:right w:w="100" w:type="dxa"/>
+              <w:top w:w="70" w:type="dxa"/>
+              <w:bottom w:w="70" w:type="dxa"/>
+              <w:left w:w="90" w:type="dxa"/>
+              <w:right w:w="90" w:type="dxa"/>
             </w:tcMar>
           </w:tcPr>
           <w:p>
@@ -3148,14 +3177,14 @@
         </w:tc>
         <w:tc>
           <w:tcPr>
-            <w:tcW w:type="dxa" w:w="2257"/>
+            <w:tcW w:type="dxa" w:w="2401"/>
             <w:vAlign w:val="center"/>
             <w:shd w:fill="FFFFFF"/>
             <w:tcMar>
-              <w:top w:w="80" w:type="dxa"/>
-              <w:bottom w:w="80" w:type="dxa"/>
-              <w:left w:w="100" w:type="dxa"/>
-              <w:right w:w="100" w:type="dxa"/>
+              <w:top w:w="70" w:type="dxa"/>
+              <w:bottom w:w="70" w:type="dxa"/>
+              <w:left w:w="90" w:type="dxa"/>
+              <w:right w:w="90" w:type="dxa"/>
             </w:tcMar>
           </w:tcPr>
           <w:p>
@@ -3176,14 +3205,14 @@
         </w:tc>
         <w:tc>
           <w:tcPr>
-            <w:tcW w:type="dxa" w:w="2257"/>
+            <w:tcW w:type="dxa" w:w="2401"/>
             <w:vAlign w:val="center"/>
             <w:shd w:fill="FFFFFF"/>
             <w:tcMar>
-              <w:top w:w="80" w:type="dxa"/>
-              <w:bottom w:w="80" w:type="dxa"/>
-              <w:left w:w="100" w:type="dxa"/>
-              <w:right w:w="100" w:type="dxa"/>
+              <w:top w:w="70" w:type="dxa"/>
+              <w:bottom w:w="70" w:type="dxa"/>
+              <w:left w:w="90" w:type="dxa"/>
+              <w:right w:w="90" w:type="dxa"/>
             </w:tcMar>
           </w:tcPr>
           <w:p>
@@ -3203,14 +3232,14 @@
         </w:tc>
         <w:tc>
           <w:tcPr>
-            <w:tcW w:type="dxa" w:w="2257"/>
+            <w:tcW w:type="dxa" w:w="2401"/>
             <w:vAlign w:val="center"/>
             <w:shd w:fill="FFFFFF"/>
             <w:tcMar>
-              <w:top w:w="80" w:type="dxa"/>
-              <w:bottom w:w="80" w:type="dxa"/>
-              <w:left w:w="100" w:type="dxa"/>
-              <w:right w:w="100" w:type="dxa"/>
+              <w:top w:w="70" w:type="dxa"/>
+              <w:bottom w:w="70" w:type="dxa"/>
+              <w:left w:w="90" w:type="dxa"/>
+              <w:right w:w="90" w:type="dxa"/>
             </w:tcMar>
           </w:tcPr>
           <w:p>
@@ -3235,14 +3264,14 @@
         </w:trPr>
         <w:tc>
           <w:tcPr>
-            <w:tcW w:type="dxa" w:w="2257"/>
+            <w:tcW w:type="dxa" w:w="2401"/>
             <w:vAlign w:val="center"/>
             <w:shd w:fill="F2F5F9"/>
             <w:tcMar>
-              <w:top w:w="80" w:type="dxa"/>
-              <w:bottom w:w="80" w:type="dxa"/>
-              <w:left w:w="100" w:type="dxa"/>
-              <w:right w:w="100" w:type="dxa"/>
+              <w:top w:w="70" w:type="dxa"/>
+              <w:bottom w:w="70" w:type="dxa"/>
+              <w:left w:w="90" w:type="dxa"/>
+              <w:right w:w="90" w:type="dxa"/>
             </w:tcMar>
           </w:tcPr>
           <w:p>
@@ -3262,14 +3291,14 @@
         </w:tc>
         <w:tc>
           <w:tcPr>
-            <w:tcW w:type="dxa" w:w="2257"/>
+            <w:tcW w:type="dxa" w:w="2401"/>
             <w:vAlign w:val="center"/>
             <w:shd w:fill="F2F5F9"/>
             <w:tcMar>
-              <w:top w:w="80" w:type="dxa"/>
-              <w:bottom w:w="80" w:type="dxa"/>
-              <w:left w:w="100" w:type="dxa"/>
-              <w:right w:w="100" w:type="dxa"/>
+              <w:top w:w="70" w:type="dxa"/>
+              <w:bottom w:w="70" w:type="dxa"/>
+              <w:left w:w="90" w:type="dxa"/>
+              <w:right w:w="90" w:type="dxa"/>
             </w:tcMar>
           </w:tcPr>
           <w:p>
@@ -3290,14 +3319,14 @@
         </w:tc>
         <w:tc>
           <w:tcPr>
-            <w:tcW w:type="dxa" w:w="2257"/>
+            <w:tcW w:type="dxa" w:w="2401"/>
             <w:vAlign w:val="center"/>
             <w:shd w:fill="F2F5F9"/>
             <w:tcMar>
-              <w:top w:w="80" w:type="dxa"/>
-              <w:bottom w:w="80" w:type="dxa"/>
-              <w:left w:w="100" w:type="dxa"/>
-              <w:right w:w="100" w:type="dxa"/>
+              <w:top w:w="70" w:type="dxa"/>
+              <w:bottom w:w="70" w:type="dxa"/>
+              <w:left w:w="90" w:type="dxa"/>
+              <w:right w:w="90" w:type="dxa"/>
             </w:tcMar>
           </w:tcPr>
           <w:p>
@@ -3317,14 +3346,14 @@
         </w:tc>
         <w:tc>
           <w:tcPr>
-            <w:tcW w:type="dxa" w:w="2257"/>
+            <w:tcW w:type="dxa" w:w="2401"/>
             <w:vAlign w:val="center"/>
             <w:shd w:fill="F2F5F9"/>
             <w:tcMar>
-              <w:top w:w="80" w:type="dxa"/>
-              <w:bottom w:w="80" w:type="dxa"/>
-              <w:left w:w="100" w:type="dxa"/>
-              <w:right w:w="100" w:type="dxa"/>
+              <w:top w:w="70" w:type="dxa"/>
+              <w:bottom w:w="70" w:type="dxa"/>
+              <w:left w:w="90" w:type="dxa"/>
+              <w:right w:w="90" w:type="dxa"/>
             </w:tcMar>
           </w:tcPr>
           <w:p>
@@ -3346,7 +3375,7 @@
     </w:tbl>
     <w:p>
       <w:pPr>
-        <w:spacing w:after="120"/>
+        <w:spacing w:after="100"/>
       </w:pPr>
     </w:p>
     <w:p>
@@ -3380,10 +3409,10 @@
         </w:tblBorders>
       </w:tblPr>
       <w:tblGrid>
-        <w:gridCol w:w="2257"/>
-        <w:gridCol w:w="2257"/>
-        <w:gridCol w:w="2257"/>
-        <w:gridCol w:w="2257"/>
+        <w:gridCol w:w="2401"/>
+        <w:gridCol w:w="2401"/>
+        <w:gridCol w:w="2401"/>
+        <w:gridCol w:w="2401"/>
       </w:tblGrid>
       <w:tr>
         <w:trPr>
@@ -3393,7 +3422,7 @@
         </w:trPr>
         <w:tc>
           <w:tcPr>
-            <w:tcW w:type="dxa" w:w="2257"/>
+            <w:tcW w:type="dxa" w:w="2401"/>
             <w:vAlign w:val="center"/>
             <w:shd w:fill="1F3864"/>
             <w:tcMar>
@@ -3421,7 +3450,7 @@
         </w:tc>
         <w:tc>
           <w:tcPr>
-            <w:tcW w:type="dxa" w:w="2257"/>
+            <w:tcW w:type="dxa" w:w="2401"/>
             <w:vAlign w:val="center"/>
             <w:shd w:fill="1F3864"/>
             <w:tcMar>
@@ -3449,7 +3478,7 @@
         </w:tc>
         <w:tc>
           <w:tcPr>
-            <w:tcW w:type="dxa" w:w="2257"/>
+            <w:tcW w:type="dxa" w:w="2401"/>
             <w:vAlign w:val="center"/>
             <w:shd w:fill="1F3864"/>
             <w:tcMar>
@@ -3477,7 +3506,7 @@
         </w:tc>
         <w:tc>
           <w:tcPr>
-            <w:tcW w:type="dxa" w:w="2257"/>
+            <w:tcW w:type="dxa" w:w="2401"/>
             <w:vAlign w:val="center"/>
             <w:shd w:fill="1F3864"/>
             <w:tcMar>
@@ -3510,14 +3539,14 @@
         </w:trPr>
         <w:tc>
           <w:tcPr>
-            <w:tcW w:type="dxa" w:w="2257"/>
+            <w:tcW w:type="dxa" w:w="2401"/>
             <w:vAlign w:val="center"/>
             <w:shd w:fill="FFFFFF"/>
             <w:tcMar>
-              <w:top w:w="80" w:type="dxa"/>
-              <w:bottom w:w="80" w:type="dxa"/>
-              <w:left w:w="100" w:type="dxa"/>
-              <w:right w:w="100" w:type="dxa"/>
+              <w:top w:w="70" w:type="dxa"/>
+              <w:bottom w:w="70" w:type="dxa"/>
+              <w:left w:w="90" w:type="dxa"/>
+              <w:right w:w="90" w:type="dxa"/>
             </w:tcMar>
           </w:tcPr>
           <w:p>
@@ -3537,14 +3566,14 @@
         </w:tc>
         <w:tc>
           <w:tcPr>
-            <w:tcW w:type="dxa" w:w="2257"/>
+            <w:tcW w:type="dxa" w:w="2401"/>
             <w:vAlign w:val="center"/>
             <w:shd w:fill="FFFFFF"/>
             <w:tcMar>
-              <w:top w:w="80" w:type="dxa"/>
-              <w:bottom w:w="80" w:type="dxa"/>
-              <w:left w:w="100" w:type="dxa"/>
-              <w:right w:w="100" w:type="dxa"/>
+              <w:top w:w="70" w:type="dxa"/>
+              <w:bottom w:w="70" w:type="dxa"/>
+              <w:left w:w="90" w:type="dxa"/>
+              <w:right w:w="90" w:type="dxa"/>
             </w:tcMar>
           </w:tcPr>
           <w:p>
@@ -3565,14 +3594,14 @@
         </w:tc>
         <w:tc>
           <w:tcPr>
-            <w:tcW w:type="dxa" w:w="2257"/>
+            <w:tcW w:type="dxa" w:w="2401"/>
             <w:vAlign w:val="center"/>
             <w:shd w:fill="FFFFFF"/>
             <w:tcMar>
-              <w:top w:w="80" w:type="dxa"/>
-              <w:bottom w:w="80" w:type="dxa"/>
-              <w:left w:w="100" w:type="dxa"/>
-              <w:right w:w="100" w:type="dxa"/>
+              <w:top w:w="70" w:type="dxa"/>
+              <w:bottom w:w="70" w:type="dxa"/>
+              <w:left w:w="90" w:type="dxa"/>
+              <w:right w:w="90" w:type="dxa"/>
             </w:tcMar>
           </w:tcPr>
           <w:p>
@@ -3592,14 +3621,14 @@
         </w:tc>
         <w:tc>
           <w:tcPr>
-            <w:tcW w:type="dxa" w:w="2257"/>
+            <w:tcW w:type="dxa" w:w="2401"/>
             <w:vAlign w:val="center"/>
             <w:shd w:fill="FFFFFF"/>
             <w:tcMar>
-              <w:top w:w="80" w:type="dxa"/>
-              <w:bottom w:w="80" w:type="dxa"/>
-              <w:left w:w="100" w:type="dxa"/>
-              <w:right w:w="100" w:type="dxa"/>
+              <w:top w:w="70" w:type="dxa"/>
+              <w:bottom w:w="70" w:type="dxa"/>
+              <w:left w:w="90" w:type="dxa"/>
+              <w:right w:w="90" w:type="dxa"/>
             </w:tcMar>
           </w:tcPr>
           <w:p>
@@ -3624,14 +3653,14 @@
         </w:trPr>
         <w:tc>
           <w:tcPr>
-            <w:tcW w:type="dxa" w:w="2257"/>
+            <w:tcW w:type="dxa" w:w="2401"/>
             <w:vAlign w:val="center"/>
             <w:shd w:fill="F2F5F9"/>
             <w:tcMar>
-              <w:top w:w="80" w:type="dxa"/>
-              <w:bottom w:w="80" w:type="dxa"/>
-              <w:left w:w="100" w:type="dxa"/>
-              <w:right w:w="100" w:type="dxa"/>
+              <w:top w:w="70" w:type="dxa"/>
+              <w:bottom w:w="70" w:type="dxa"/>
+              <w:left w:w="90" w:type="dxa"/>
+              <w:right w:w="90" w:type="dxa"/>
             </w:tcMar>
           </w:tcPr>
           <w:p>
@@ -3651,14 +3680,14 @@
         </w:tc>
         <w:tc>
           <w:tcPr>
-            <w:tcW w:type="dxa" w:w="2257"/>
+            <w:tcW w:type="dxa" w:w="2401"/>
             <w:vAlign w:val="center"/>
             <w:shd w:fill="F2F5F9"/>
             <w:tcMar>
-              <w:top w:w="80" w:type="dxa"/>
-              <w:bottom w:w="80" w:type="dxa"/>
-              <w:left w:w="100" w:type="dxa"/>
-              <w:right w:w="100" w:type="dxa"/>
+              <w:top w:w="70" w:type="dxa"/>
+              <w:bottom w:w="70" w:type="dxa"/>
+              <w:left w:w="90" w:type="dxa"/>
+              <w:right w:w="90" w:type="dxa"/>
             </w:tcMar>
           </w:tcPr>
           <w:p>
@@ -3679,14 +3708,14 @@
         </w:tc>
         <w:tc>
           <w:tcPr>
-            <w:tcW w:type="dxa" w:w="2257"/>
+            <w:tcW w:type="dxa" w:w="2401"/>
             <w:vAlign w:val="center"/>
             <w:shd w:fill="F2F5F9"/>
             <w:tcMar>
-              <w:top w:w="80" w:type="dxa"/>
-              <w:bottom w:w="80" w:type="dxa"/>
-              <w:left w:w="100" w:type="dxa"/>
-              <w:right w:w="100" w:type="dxa"/>
+              <w:top w:w="70" w:type="dxa"/>
+              <w:bottom w:w="70" w:type="dxa"/>
+              <w:left w:w="90" w:type="dxa"/>
+              <w:right w:w="90" w:type="dxa"/>
             </w:tcMar>
           </w:tcPr>
           <w:p>
@@ -3706,14 +3735,14 @@
         </w:tc>
         <w:tc>
           <w:tcPr>
-            <w:tcW w:type="dxa" w:w="2257"/>
+            <w:tcW w:type="dxa" w:w="2401"/>
             <w:vAlign w:val="center"/>
             <w:shd w:fill="F2F5F9"/>
             <w:tcMar>
-              <w:top w:w="80" w:type="dxa"/>
-              <w:bottom w:w="80" w:type="dxa"/>
-              <w:left w:w="100" w:type="dxa"/>
-              <w:right w:w="100" w:type="dxa"/>
+              <w:top w:w="70" w:type="dxa"/>
+              <w:bottom w:w="70" w:type="dxa"/>
+              <w:left w:w="90" w:type="dxa"/>
+              <w:right w:w="90" w:type="dxa"/>
             </w:tcMar>
           </w:tcPr>
           <w:p>
@@ -3738,14 +3767,14 @@
         </w:trPr>
         <w:tc>
           <w:tcPr>
-            <w:tcW w:type="dxa" w:w="2257"/>
+            <w:tcW w:type="dxa" w:w="2401"/>
             <w:vAlign w:val="center"/>
             <w:shd w:fill="FFFFFF"/>
             <w:tcMar>
-              <w:top w:w="80" w:type="dxa"/>
-              <w:bottom w:w="80" w:type="dxa"/>
-              <w:left w:w="100" w:type="dxa"/>
-              <w:right w:w="100" w:type="dxa"/>
+              <w:top w:w="70" w:type="dxa"/>
+              <w:bottom w:w="70" w:type="dxa"/>
+              <w:left w:w="90" w:type="dxa"/>
+              <w:right w:w="90" w:type="dxa"/>
             </w:tcMar>
           </w:tcPr>
           <w:p>
@@ -3765,14 +3794,14 @@
         </w:tc>
         <w:tc>
           <w:tcPr>
-            <w:tcW w:type="dxa" w:w="2257"/>
+            <w:tcW w:type="dxa" w:w="2401"/>
             <w:vAlign w:val="center"/>
             <w:shd w:fill="FFFFFF"/>
             <w:tcMar>
-              <w:top w:w="80" w:type="dxa"/>
-              <w:bottom w:w="80" w:type="dxa"/>
-              <w:left w:w="100" w:type="dxa"/>
-              <w:right w:w="100" w:type="dxa"/>
+              <w:top w:w="70" w:type="dxa"/>
+              <w:bottom w:w="70" w:type="dxa"/>
+              <w:left w:w="90" w:type="dxa"/>
+              <w:right w:w="90" w:type="dxa"/>
             </w:tcMar>
           </w:tcPr>
           <w:p>
@@ -3793,14 +3822,14 @@
         </w:tc>
         <w:tc>
           <w:tcPr>
-            <w:tcW w:type="dxa" w:w="2257"/>
+            <w:tcW w:type="dxa" w:w="2401"/>
             <w:vAlign w:val="center"/>
             <w:shd w:fill="FFFFFF"/>
             <w:tcMar>
-              <w:top w:w="80" w:type="dxa"/>
-              <w:bottom w:w="80" w:type="dxa"/>
-              <w:left w:w="100" w:type="dxa"/>
-              <w:right w:w="100" w:type="dxa"/>
+              <w:top w:w="70" w:type="dxa"/>
+              <w:bottom w:w="70" w:type="dxa"/>
+              <w:left w:w="90" w:type="dxa"/>
+              <w:right w:w="90" w:type="dxa"/>
             </w:tcMar>
           </w:tcPr>
           <w:p>
@@ -3820,14 +3849,14 @@
         </w:tc>
         <w:tc>
           <w:tcPr>
-            <w:tcW w:type="dxa" w:w="2257"/>
+            <w:tcW w:type="dxa" w:w="2401"/>
             <w:vAlign w:val="center"/>
             <w:shd w:fill="FFFFFF"/>
             <w:tcMar>
-              <w:top w:w="80" w:type="dxa"/>
-              <w:bottom w:w="80" w:type="dxa"/>
-              <w:left w:w="100" w:type="dxa"/>
-              <w:right w:w="100" w:type="dxa"/>
+              <w:top w:w="70" w:type="dxa"/>
+              <w:bottom w:w="70" w:type="dxa"/>
+              <w:left w:w="90" w:type="dxa"/>
+              <w:right w:w="90" w:type="dxa"/>
             </w:tcMar>
           </w:tcPr>
           <w:p>
@@ -3852,14 +3881,14 @@
         </w:trPr>
         <w:tc>
           <w:tcPr>
-            <w:tcW w:type="dxa" w:w="2257"/>
+            <w:tcW w:type="dxa" w:w="2401"/>
             <w:vAlign w:val="center"/>
             <w:shd w:fill="F2F5F9"/>
             <w:tcMar>
-              <w:top w:w="80" w:type="dxa"/>
-              <w:bottom w:w="80" w:type="dxa"/>
-              <w:left w:w="100" w:type="dxa"/>
-              <w:right w:w="100" w:type="dxa"/>
+              <w:top w:w="70" w:type="dxa"/>
+              <w:bottom w:w="70" w:type="dxa"/>
+              <w:left w:w="90" w:type="dxa"/>
+              <w:right w:w="90" w:type="dxa"/>
             </w:tcMar>
           </w:tcPr>
           <w:p>
@@ -3879,14 +3908,14 @@
         </w:tc>
         <w:tc>
           <w:tcPr>
-            <w:tcW w:type="dxa" w:w="2257"/>
+            <w:tcW w:type="dxa" w:w="2401"/>
             <w:vAlign w:val="center"/>
             <w:shd w:fill="F2F5F9"/>
             <w:tcMar>
-              <w:top w:w="80" w:type="dxa"/>
-              <w:bottom w:w="80" w:type="dxa"/>
-              <w:left w:w="100" w:type="dxa"/>
-              <w:right w:w="100" w:type="dxa"/>
+              <w:top w:w="70" w:type="dxa"/>
+              <w:bottom w:w="70" w:type="dxa"/>
+              <w:left w:w="90" w:type="dxa"/>
+              <w:right w:w="90" w:type="dxa"/>
             </w:tcMar>
           </w:tcPr>
           <w:p>
@@ -3907,14 +3936,14 @@
         </w:tc>
         <w:tc>
           <w:tcPr>
-            <w:tcW w:type="dxa" w:w="2257"/>
+            <w:tcW w:type="dxa" w:w="2401"/>
             <w:vAlign w:val="center"/>
             <w:shd w:fill="F2F5F9"/>
             <w:tcMar>
-              <w:top w:w="80" w:type="dxa"/>
-              <w:bottom w:w="80" w:type="dxa"/>
-              <w:left w:w="100" w:type="dxa"/>
-              <w:right w:w="100" w:type="dxa"/>
+              <w:top w:w="70" w:type="dxa"/>
+              <w:bottom w:w="70" w:type="dxa"/>
+              <w:left w:w="90" w:type="dxa"/>
+              <w:right w:w="90" w:type="dxa"/>
             </w:tcMar>
           </w:tcPr>
           <w:p>
@@ -3934,14 +3963,14 @@
         </w:tc>
         <w:tc>
           <w:tcPr>
-            <w:tcW w:type="dxa" w:w="2257"/>
+            <w:tcW w:type="dxa" w:w="2401"/>
             <w:vAlign w:val="center"/>
             <w:shd w:fill="F2F5F9"/>
             <w:tcMar>
-              <w:top w:w="80" w:type="dxa"/>
-              <w:bottom w:w="80" w:type="dxa"/>
-              <w:left w:w="100" w:type="dxa"/>
-              <w:right w:w="100" w:type="dxa"/>
+              <w:top w:w="70" w:type="dxa"/>
+              <w:bottom w:w="70" w:type="dxa"/>
+              <w:left w:w="90" w:type="dxa"/>
+              <w:right w:w="90" w:type="dxa"/>
             </w:tcMar>
           </w:tcPr>
           <w:p>
@@ -3966,14 +3995,14 @@
         </w:trPr>
         <w:tc>
           <w:tcPr>
-            <w:tcW w:type="dxa" w:w="2257"/>
+            <w:tcW w:type="dxa" w:w="2401"/>
             <w:vAlign w:val="center"/>
             <w:shd w:fill="FFFFFF"/>
             <w:tcMar>
-              <w:top w:w="80" w:type="dxa"/>
-              <w:bottom w:w="80" w:type="dxa"/>
-              <w:left w:w="100" w:type="dxa"/>
-              <w:right w:w="100" w:type="dxa"/>
+              <w:top w:w="70" w:type="dxa"/>
+              <w:bottom w:w="70" w:type="dxa"/>
+              <w:left w:w="90" w:type="dxa"/>
+              <w:right w:w="90" w:type="dxa"/>
             </w:tcMar>
           </w:tcPr>
           <w:p>
@@ -3993,14 +4022,14 @@
         </w:tc>
         <w:tc>
           <w:tcPr>
-            <w:tcW w:type="dxa" w:w="2257"/>
+            <w:tcW w:type="dxa" w:w="2401"/>
             <w:vAlign w:val="center"/>
             <w:shd w:fill="FFFFFF"/>
             <w:tcMar>
-              <w:top w:w="80" w:type="dxa"/>
-              <w:bottom w:w="80" w:type="dxa"/>
-              <w:left w:w="100" w:type="dxa"/>
-              <w:right w:w="100" w:type="dxa"/>
+              <w:top w:w="70" w:type="dxa"/>
+              <w:bottom w:w="70" w:type="dxa"/>
+              <w:left w:w="90" w:type="dxa"/>
+              <w:right w:w="90" w:type="dxa"/>
             </w:tcMar>
           </w:tcPr>
           <w:p>
@@ -4021,14 +4050,14 @@
         </w:tc>
         <w:tc>
           <w:tcPr>
-            <w:tcW w:type="dxa" w:w="2257"/>
+            <w:tcW w:type="dxa" w:w="2401"/>
             <w:vAlign w:val="center"/>
             <w:shd w:fill="FFFFFF"/>
             <w:tcMar>
-              <w:top w:w="80" w:type="dxa"/>
-              <w:bottom w:w="80" w:type="dxa"/>
-              <w:left w:w="100" w:type="dxa"/>
-              <w:right w:w="100" w:type="dxa"/>
+              <w:top w:w="70" w:type="dxa"/>
+              <w:bottom w:w="70" w:type="dxa"/>
+              <w:left w:w="90" w:type="dxa"/>
+              <w:right w:w="90" w:type="dxa"/>
             </w:tcMar>
           </w:tcPr>
           <w:p>
@@ -4048,14 +4077,14 @@
         </w:tc>
         <w:tc>
           <w:tcPr>
-            <w:tcW w:type="dxa" w:w="2257"/>
+            <w:tcW w:type="dxa" w:w="2401"/>
             <w:vAlign w:val="center"/>
             <w:shd w:fill="FFFFFF"/>
             <w:tcMar>
-              <w:top w:w="80" w:type="dxa"/>
-              <w:bottom w:w="80" w:type="dxa"/>
-              <w:left w:w="100" w:type="dxa"/>
-              <w:right w:w="100" w:type="dxa"/>
+              <w:top w:w="70" w:type="dxa"/>
+              <w:bottom w:w="70" w:type="dxa"/>
+              <w:left w:w="90" w:type="dxa"/>
+              <w:right w:w="90" w:type="dxa"/>
             </w:tcMar>
           </w:tcPr>
           <w:p>
@@ -4077,7 +4106,7 @@
     </w:tbl>
     <w:p>
       <w:pPr>
-        <w:spacing w:after="120"/>
+        <w:spacing w:after="100"/>
       </w:pPr>
     </w:p>
     <w:p>
@@ -4087,9 +4116,9 @@
       <w:r>
         <w:rPr>
           <w:color w:val="C8D2E1"/>
-          <w:sz w:val="16"/>
+          <w:sz w:val="14"/>
         </w:rPr>
-        <w:t>_________________________________________________________________________________</w:t>
+        <w:t>———————————————————————————————————————————————————————————————————————————</w:t>
       </w:r>
     </w:p>
     <w:p>
@@ -4155,6 +4184,7 @@
       <w:tblPr>
         <w:tblW w:type="auto" w:w="0"/>
         <w:jc w:val="center"/>
+        <w:tblLayout w:type="fixed"/>
         <w:tblLook w:firstColumn="1" w:firstRow="1" w:lastColumn="0" w:lastRow="0" w:noHBand="0" w:noVBand="1" w:val="04A0"/>
         <w:tblBorders>
           <w:top w:val="single" w:sz="4" w:space="0" w:color="E2E8F0"/>
@@ -4166,12 +4196,12 @@
         </w:tblBorders>
       </w:tblPr>
       <w:tblGrid>
-        <w:gridCol w:w="9029"/>
+        <w:gridCol w:w="9605"/>
       </w:tblGrid>
       <w:tr>
         <w:tc>
           <w:tcPr>
-            <w:tcW w:type="dxa" w:w="9029"/>
+            <w:tcW w:type="dxa" w:w="9504"/>
             <w:shd w:fill="F8F9FA"/>
             <w:tcMar>
               <w:top w:w="100" w:type="dxa"/>
@@ -4188,7 +4218,7 @@
               <w:rPr>
                 <w:rFonts w:ascii="Consolas" w:hAnsi="Consolas"/>
                 <w:color w:val="282828"/>
-                <w:sz w:val="18"/>
+                <w:sz w:val="17"/>
               </w:rPr>
               <w:t>Tabel F.1 — 19 BK IS2020 dengan Deskripsi Cakupan Materi</w:t>
               <w:br/>
@@ -4227,6 +4257,7 @@
       <w:tblPr>
         <w:tblW w:type="auto" w:w="0"/>
         <w:jc w:val="center"/>
+        <w:tblLayout w:type="fixed"/>
         <w:tblLook w:firstColumn="1" w:firstRow="1" w:lastColumn="0" w:lastRow="0" w:noHBand="0" w:noVBand="1" w:val="04A0"/>
         <w:tblBorders>
           <w:top w:val="single" w:sz="4" w:space="0" w:color="E2E8F0"/>
@@ -4238,12 +4269,12 @@
         </w:tblBorders>
       </w:tblPr>
       <w:tblGrid>
-        <w:gridCol w:w="9029"/>
+        <w:gridCol w:w="9605"/>
       </w:tblGrid>
       <w:tr>
         <w:tc>
           <w:tcPr>
-            <w:tcW w:type="dxa" w:w="9029"/>
+            <w:tcW w:type="dxa" w:w="9504"/>
             <w:shd w:fill="F8F9FA"/>
             <w:tcMar>
               <w:top w:w="100" w:type="dxa"/>
@@ -4260,7 +4291,7 @@
               <w:rPr>
                 <w:rFonts w:ascii="Consolas" w:hAnsi="Consolas"/>
                 <w:color w:val="282828"/>
-                <w:sz w:val="18"/>
+                <w:sz w:val="17"/>
               </w:rPr>
               <w:t>I.1  11 komponen wajib sampul RPS</w:t>
               <w:br/>
@@ -4300,6 +4331,7 @@
       <w:tblPr>
         <w:tblW w:type="auto" w:w="0"/>
         <w:jc w:val="center"/>
+        <w:tblLayout w:type="fixed"/>
         <w:tblLook w:firstColumn="1" w:firstRow="1" w:lastColumn="0" w:lastRow="0" w:noHBand="0" w:noVBand="1" w:val="04A0"/>
         <w:tblBorders>
           <w:top w:val="single" w:sz="4" w:space="0" w:color="E2E8F0"/>
@@ -4311,12 +4343,12 @@
         </w:tblBorders>
       </w:tblPr>
       <w:tblGrid>
-        <w:gridCol w:w="9029"/>
+        <w:gridCol w:w="9605"/>
       </w:tblGrid>
       <w:tr>
         <w:tc>
           <w:tcPr>
-            <w:tcW w:type="dxa" w:w="9029"/>
+            <w:tcW w:type="dxa" w:w="9504"/>
             <w:shd w:fill="F8F9FA"/>
             <w:tcMar>
               <w:top w:w="100" w:type="dxa"/>
@@ -4333,7 +4365,7 @@
               <w:rPr>
                 <w:rFonts w:ascii="Consolas" w:hAnsi="Consolas"/>
                 <w:color w:val="282828"/>
-                <w:sz w:val="18"/>
+                <w:sz w:val="17"/>
               </w:rPr>
               <w:t>J.7  Rubrik Holistik — 4 level deskriptor (Sangat Baik / Baik / Cukup / Kurang)</w:t>
               <w:br/>
@@ -4367,6 +4399,7 @@
       <w:tblPr>
         <w:tblW w:type="auto" w:w="0"/>
         <w:jc w:val="center"/>
+        <w:tblLayout w:type="fixed"/>
         <w:tblLook w:firstColumn="1" w:firstRow="1" w:lastColumn="0" w:lastRow="0" w:noHBand="0" w:noVBand="1" w:val="04A0"/>
         <w:tblBorders>
           <w:top w:val="single" w:sz="4" w:space="0" w:color="E2E8F0"/>
@@ -4378,12 +4411,12 @@
         </w:tblBorders>
       </w:tblPr>
       <w:tblGrid>
-        <w:gridCol w:w="9029"/>
+        <w:gridCol w:w="9605"/>
       </w:tblGrid>
       <w:tr>
         <w:tc>
           <w:tcPr>
-            <w:tcW w:type="dxa" w:w="9029"/>
+            <w:tcW w:type="dxa" w:w="9504"/>
             <w:shd w:fill="F8F9FA"/>
             <w:tcMar>
               <w:top w:w="100" w:type="dxa"/>
@@ -4400,7 +4433,7 @@
               <w:rPr>
                 <w:rFonts w:ascii="Consolas" w:hAnsi="Consolas"/>
                 <w:color w:val="282828"/>
-                <w:sz w:val="18"/>
+                <w:sz w:val="17"/>
               </w:rPr>
               <w:t>K.1  Tabel 9 BKP lengkap (rows 4-9 yang masih [perlu ditulis] di Tabel X.1)</w:t>
               <w:br/>
@@ -4426,9 +4459,9 @@
       <w:r>
         <w:rPr>
           <w:color w:val="C8D2E1"/>
-          <w:sz w:val="16"/>
+          <w:sz w:val="14"/>
         </w:rPr>
-        <w:t>_________________________________________________________________________________</w:t>
+        <w:t>———————————————————————————————————————————————————————————————————————————</w:t>
       </w:r>
     </w:p>
     <w:p>
@@ -4462,9 +4495,9 @@
         </w:tblBorders>
       </w:tblPr>
       <w:tblGrid>
-        <w:gridCol w:w="3010"/>
-        <w:gridCol w:w="3010"/>
-        <w:gridCol w:w="3010"/>
+        <w:gridCol w:w="3202"/>
+        <w:gridCol w:w="3202"/>
+        <w:gridCol w:w="3202"/>
       </w:tblGrid>
       <w:tr>
         <w:trPr>
@@ -4474,7 +4507,7 @@
         </w:trPr>
         <w:tc>
           <w:tcPr>
-            <w:tcW w:type="dxa" w:w="3010"/>
+            <w:tcW w:type="dxa" w:w="3202"/>
             <w:vAlign w:val="center"/>
             <w:shd w:fill="1F3864"/>
             <w:tcMar>
@@ -4502,7 +4535,7 @@
         </w:tc>
         <w:tc>
           <w:tcPr>
-            <w:tcW w:type="dxa" w:w="3010"/>
+            <w:tcW w:type="dxa" w:w="3202"/>
             <w:vAlign w:val="center"/>
             <w:shd w:fill="1F3864"/>
             <w:tcMar>
@@ -4530,7 +4563,7 @@
         </w:tc>
         <w:tc>
           <w:tcPr>
-            <w:tcW w:type="dxa" w:w="3010"/>
+            <w:tcW w:type="dxa" w:w="3202"/>
             <w:vAlign w:val="center"/>
             <w:shd w:fill="1F3864"/>
             <w:tcMar>
@@ -4563,14 +4596,14 @@
         </w:trPr>
         <w:tc>
           <w:tcPr>
-            <w:tcW w:type="dxa" w:w="3010"/>
+            <w:tcW w:type="dxa" w:w="3202"/>
             <w:vAlign w:val="center"/>
             <w:shd w:fill="FFFFFF"/>
             <w:tcMar>
-              <w:top w:w="80" w:type="dxa"/>
-              <w:bottom w:w="80" w:type="dxa"/>
-              <w:left w:w="100" w:type="dxa"/>
-              <w:right w:w="100" w:type="dxa"/>
+              <w:top w:w="70" w:type="dxa"/>
+              <w:bottom w:w="70" w:type="dxa"/>
+              <w:left w:w="90" w:type="dxa"/>
+              <w:right w:w="90" w:type="dxa"/>
             </w:tcMar>
           </w:tcPr>
           <w:p>
@@ -4590,14 +4623,14 @@
         </w:tc>
         <w:tc>
           <w:tcPr>
-            <w:tcW w:type="dxa" w:w="3010"/>
+            <w:tcW w:type="dxa" w:w="3202"/>
             <w:vAlign w:val="center"/>
             <w:shd w:fill="FFFFFF"/>
             <w:tcMar>
-              <w:top w:w="80" w:type="dxa"/>
-              <w:bottom w:w="80" w:type="dxa"/>
-              <w:left w:w="100" w:type="dxa"/>
-              <w:right w:w="100" w:type="dxa"/>
+              <w:top w:w="70" w:type="dxa"/>
+              <w:bottom w:w="70" w:type="dxa"/>
+              <w:left w:w="90" w:type="dxa"/>
+              <w:right w:w="90" w:type="dxa"/>
             </w:tcMar>
           </w:tcPr>
           <w:p>
@@ -4617,14 +4650,14 @@
         </w:tc>
         <w:tc>
           <w:tcPr>
-            <w:tcW w:type="dxa" w:w="3010"/>
+            <w:tcW w:type="dxa" w:w="3202"/>
             <w:vAlign w:val="center"/>
             <w:shd w:fill="FFFFFF"/>
             <w:tcMar>
-              <w:top w:w="80" w:type="dxa"/>
-              <w:bottom w:w="80" w:type="dxa"/>
-              <w:left w:w="100" w:type="dxa"/>
-              <w:right w:w="100" w:type="dxa"/>
+              <w:top w:w="70" w:type="dxa"/>
+              <w:bottom w:w="70" w:type="dxa"/>
+              <w:left w:w="90" w:type="dxa"/>
+              <w:right w:w="90" w:type="dxa"/>
             </w:tcMar>
           </w:tcPr>
           <w:p>
@@ -4649,14 +4682,14 @@
         </w:trPr>
         <w:tc>
           <w:tcPr>
-            <w:tcW w:type="dxa" w:w="3010"/>
+            <w:tcW w:type="dxa" w:w="3202"/>
             <w:vAlign w:val="center"/>
             <w:shd w:fill="F2F5F9"/>
             <w:tcMar>
-              <w:top w:w="80" w:type="dxa"/>
-              <w:bottom w:w="80" w:type="dxa"/>
-              <w:left w:w="100" w:type="dxa"/>
-              <w:right w:w="100" w:type="dxa"/>
+              <w:top w:w="70" w:type="dxa"/>
+              <w:bottom w:w="70" w:type="dxa"/>
+              <w:left w:w="90" w:type="dxa"/>
+              <w:right w:w="90" w:type="dxa"/>
             </w:tcMar>
           </w:tcPr>
           <w:p>
@@ -4676,14 +4709,14 @@
         </w:tc>
         <w:tc>
           <w:tcPr>
-            <w:tcW w:type="dxa" w:w="3010"/>
+            <w:tcW w:type="dxa" w:w="3202"/>
             <w:vAlign w:val="center"/>
             <w:shd w:fill="F2F5F9"/>
             <w:tcMar>
-              <w:top w:w="80" w:type="dxa"/>
-              <w:bottom w:w="80" w:type="dxa"/>
-              <w:left w:w="100" w:type="dxa"/>
-              <w:right w:w="100" w:type="dxa"/>
+              <w:top w:w="70" w:type="dxa"/>
+              <w:bottom w:w="70" w:type="dxa"/>
+              <w:left w:w="90" w:type="dxa"/>
+              <w:right w:w="90" w:type="dxa"/>
             </w:tcMar>
           </w:tcPr>
           <w:p>
@@ -4703,14 +4736,14 @@
         </w:tc>
         <w:tc>
           <w:tcPr>
-            <w:tcW w:type="dxa" w:w="3010"/>
+            <w:tcW w:type="dxa" w:w="3202"/>
             <w:vAlign w:val="center"/>
             <w:shd w:fill="F2F5F9"/>
             <w:tcMar>
-              <w:top w:w="80" w:type="dxa"/>
-              <w:bottom w:w="80" w:type="dxa"/>
-              <w:left w:w="100" w:type="dxa"/>
-              <w:right w:w="100" w:type="dxa"/>
+              <w:top w:w="70" w:type="dxa"/>
+              <w:bottom w:w="70" w:type="dxa"/>
+              <w:left w:w="90" w:type="dxa"/>
+              <w:right w:w="90" w:type="dxa"/>
             </w:tcMar>
           </w:tcPr>
           <w:p>
@@ -4735,14 +4768,14 @@
         </w:trPr>
         <w:tc>
           <w:tcPr>
-            <w:tcW w:type="dxa" w:w="3010"/>
+            <w:tcW w:type="dxa" w:w="3202"/>
             <w:vAlign w:val="center"/>
             <w:shd w:fill="FFFFFF"/>
             <w:tcMar>
-              <w:top w:w="80" w:type="dxa"/>
-              <w:bottom w:w="80" w:type="dxa"/>
-              <w:left w:w="100" w:type="dxa"/>
-              <w:right w:w="100" w:type="dxa"/>
+              <w:top w:w="70" w:type="dxa"/>
+              <w:bottom w:w="70" w:type="dxa"/>
+              <w:left w:w="90" w:type="dxa"/>
+              <w:right w:w="90" w:type="dxa"/>
             </w:tcMar>
           </w:tcPr>
           <w:p>
@@ -4762,14 +4795,14 @@
         </w:tc>
         <w:tc>
           <w:tcPr>
-            <w:tcW w:type="dxa" w:w="3010"/>
+            <w:tcW w:type="dxa" w:w="3202"/>
             <w:vAlign w:val="center"/>
             <w:shd w:fill="FFFFFF"/>
             <w:tcMar>
-              <w:top w:w="80" w:type="dxa"/>
-              <w:bottom w:w="80" w:type="dxa"/>
-              <w:left w:w="100" w:type="dxa"/>
-              <w:right w:w="100" w:type="dxa"/>
+              <w:top w:w="70" w:type="dxa"/>
+              <w:bottom w:w="70" w:type="dxa"/>
+              <w:left w:w="90" w:type="dxa"/>
+              <w:right w:w="90" w:type="dxa"/>
             </w:tcMar>
           </w:tcPr>
           <w:p>
@@ -4789,14 +4822,14 @@
         </w:tc>
         <w:tc>
           <w:tcPr>
-            <w:tcW w:type="dxa" w:w="3010"/>
+            <w:tcW w:type="dxa" w:w="3202"/>
             <w:vAlign w:val="center"/>
             <w:shd w:fill="FFFFFF"/>
             <w:tcMar>
-              <w:top w:w="80" w:type="dxa"/>
-              <w:bottom w:w="80" w:type="dxa"/>
-              <w:left w:w="100" w:type="dxa"/>
-              <w:right w:w="100" w:type="dxa"/>
+              <w:top w:w="70" w:type="dxa"/>
+              <w:bottom w:w="70" w:type="dxa"/>
+              <w:left w:w="90" w:type="dxa"/>
+              <w:right w:w="90" w:type="dxa"/>
             </w:tcMar>
           </w:tcPr>
           <w:p>
@@ -4821,14 +4854,14 @@
         </w:trPr>
         <w:tc>
           <w:tcPr>
-            <w:tcW w:type="dxa" w:w="3010"/>
+            <w:tcW w:type="dxa" w:w="3202"/>
             <w:vAlign w:val="center"/>
             <w:shd w:fill="F2F5F9"/>
             <w:tcMar>
-              <w:top w:w="80" w:type="dxa"/>
-              <w:bottom w:w="80" w:type="dxa"/>
-              <w:left w:w="100" w:type="dxa"/>
-              <w:right w:w="100" w:type="dxa"/>
+              <w:top w:w="70" w:type="dxa"/>
+              <w:bottom w:w="70" w:type="dxa"/>
+              <w:left w:w="90" w:type="dxa"/>
+              <w:right w:w="90" w:type="dxa"/>
             </w:tcMar>
           </w:tcPr>
           <w:p>
@@ -4848,14 +4881,14 @@
         </w:tc>
         <w:tc>
           <w:tcPr>
-            <w:tcW w:type="dxa" w:w="3010"/>
+            <w:tcW w:type="dxa" w:w="3202"/>
             <w:vAlign w:val="center"/>
             <w:shd w:fill="F2F5F9"/>
             <w:tcMar>
-              <w:top w:w="80" w:type="dxa"/>
-              <w:bottom w:w="80" w:type="dxa"/>
-              <w:left w:w="100" w:type="dxa"/>
-              <w:right w:w="100" w:type="dxa"/>
+              <w:top w:w="70" w:type="dxa"/>
+              <w:bottom w:w="70" w:type="dxa"/>
+              <w:left w:w="90" w:type="dxa"/>
+              <w:right w:w="90" w:type="dxa"/>
             </w:tcMar>
           </w:tcPr>
           <w:p>
@@ -4875,14 +4908,14 @@
         </w:tc>
         <w:tc>
           <w:tcPr>
-            <w:tcW w:type="dxa" w:w="3010"/>
+            <w:tcW w:type="dxa" w:w="3202"/>
             <w:vAlign w:val="center"/>
             <w:shd w:fill="F2F5F9"/>
             <w:tcMar>
-              <w:top w:w="80" w:type="dxa"/>
-              <w:bottom w:w="80" w:type="dxa"/>
-              <w:left w:w="100" w:type="dxa"/>
-              <w:right w:w="100" w:type="dxa"/>
+              <w:top w:w="70" w:type="dxa"/>
+              <w:bottom w:w="70" w:type="dxa"/>
+              <w:left w:w="90" w:type="dxa"/>
+              <w:right w:w="90" w:type="dxa"/>
             </w:tcMar>
           </w:tcPr>
           <w:p>
@@ -4907,14 +4940,14 @@
         </w:trPr>
         <w:tc>
           <w:tcPr>
-            <w:tcW w:type="dxa" w:w="3010"/>
+            <w:tcW w:type="dxa" w:w="3202"/>
             <w:vAlign w:val="center"/>
             <w:shd w:fill="FFFFFF"/>
             <w:tcMar>
-              <w:top w:w="80" w:type="dxa"/>
-              <w:bottom w:w="80" w:type="dxa"/>
-              <w:left w:w="100" w:type="dxa"/>
-              <w:right w:w="100" w:type="dxa"/>
+              <w:top w:w="70" w:type="dxa"/>
+              <w:bottom w:w="70" w:type="dxa"/>
+              <w:left w:w="90" w:type="dxa"/>
+              <w:right w:w="90" w:type="dxa"/>
             </w:tcMar>
           </w:tcPr>
           <w:p>
@@ -4934,14 +4967,14 @@
         </w:tc>
         <w:tc>
           <w:tcPr>
-            <w:tcW w:type="dxa" w:w="3010"/>
+            <w:tcW w:type="dxa" w:w="3202"/>
             <w:vAlign w:val="center"/>
             <w:shd w:fill="FFFFFF"/>
             <w:tcMar>
-              <w:top w:w="80" w:type="dxa"/>
-              <w:bottom w:w="80" w:type="dxa"/>
-              <w:left w:w="100" w:type="dxa"/>
-              <w:right w:w="100" w:type="dxa"/>
+              <w:top w:w="70" w:type="dxa"/>
+              <w:bottom w:w="70" w:type="dxa"/>
+              <w:left w:w="90" w:type="dxa"/>
+              <w:right w:w="90" w:type="dxa"/>
             </w:tcMar>
           </w:tcPr>
           <w:p>
@@ -4961,14 +4994,14 @@
         </w:tc>
         <w:tc>
           <w:tcPr>
-            <w:tcW w:type="dxa" w:w="3010"/>
+            <w:tcW w:type="dxa" w:w="3202"/>
             <w:vAlign w:val="center"/>
             <w:shd w:fill="FFFFFF"/>
             <w:tcMar>
-              <w:top w:w="80" w:type="dxa"/>
-              <w:bottom w:w="80" w:type="dxa"/>
-              <w:left w:w="100" w:type="dxa"/>
-              <w:right w:w="100" w:type="dxa"/>
+              <w:top w:w="70" w:type="dxa"/>
+              <w:bottom w:w="70" w:type="dxa"/>
+              <w:left w:w="90" w:type="dxa"/>
+              <w:right w:w="90" w:type="dxa"/>
             </w:tcMar>
           </w:tcPr>
           <w:p>
@@ -4993,14 +5026,14 @@
         </w:trPr>
         <w:tc>
           <w:tcPr>
-            <w:tcW w:type="dxa" w:w="3010"/>
+            <w:tcW w:type="dxa" w:w="3202"/>
             <w:vAlign w:val="center"/>
             <w:shd w:fill="F2F5F9"/>
             <w:tcMar>
-              <w:top w:w="80" w:type="dxa"/>
-              <w:bottom w:w="80" w:type="dxa"/>
-              <w:left w:w="100" w:type="dxa"/>
-              <w:right w:w="100" w:type="dxa"/>
+              <w:top w:w="70" w:type="dxa"/>
+              <w:bottom w:w="70" w:type="dxa"/>
+              <w:left w:w="90" w:type="dxa"/>
+              <w:right w:w="90" w:type="dxa"/>
             </w:tcMar>
           </w:tcPr>
           <w:p>
@@ -5020,14 +5053,14 @@
         </w:tc>
         <w:tc>
           <w:tcPr>
-            <w:tcW w:type="dxa" w:w="3010"/>
+            <w:tcW w:type="dxa" w:w="3202"/>
             <w:vAlign w:val="center"/>
             <w:shd w:fill="F2F5F9"/>
             <w:tcMar>
-              <w:top w:w="80" w:type="dxa"/>
-              <w:bottom w:w="80" w:type="dxa"/>
-              <w:left w:w="100" w:type="dxa"/>
-              <w:right w:w="100" w:type="dxa"/>
+              <w:top w:w="70" w:type="dxa"/>
+              <w:bottom w:w="70" w:type="dxa"/>
+              <w:left w:w="90" w:type="dxa"/>
+              <w:right w:w="90" w:type="dxa"/>
             </w:tcMar>
           </w:tcPr>
           <w:p>
@@ -5047,14 +5080,14 @@
         </w:tc>
         <w:tc>
           <w:tcPr>
-            <w:tcW w:type="dxa" w:w="3010"/>
+            <w:tcW w:type="dxa" w:w="3202"/>
             <w:vAlign w:val="center"/>
             <w:shd w:fill="F2F5F9"/>
             <w:tcMar>
-              <w:top w:w="80" w:type="dxa"/>
-              <w:bottom w:w="80" w:type="dxa"/>
-              <w:left w:w="100" w:type="dxa"/>
-              <w:right w:w="100" w:type="dxa"/>
+              <w:top w:w="70" w:type="dxa"/>
+              <w:bottom w:w="70" w:type="dxa"/>
+              <w:left w:w="90" w:type="dxa"/>
+              <w:right w:w="90" w:type="dxa"/>
             </w:tcMar>
           </w:tcPr>
           <w:p>
@@ -5079,14 +5112,14 @@
         </w:trPr>
         <w:tc>
           <w:tcPr>
-            <w:tcW w:type="dxa" w:w="3010"/>
+            <w:tcW w:type="dxa" w:w="3202"/>
             <w:vAlign w:val="center"/>
             <w:shd w:fill="FFFFFF"/>
             <w:tcMar>
-              <w:top w:w="80" w:type="dxa"/>
-              <w:bottom w:w="80" w:type="dxa"/>
-              <w:left w:w="100" w:type="dxa"/>
-              <w:right w:w="100" w:type="dxa"/>
+              <w:top w:w="70" w:type="dxa"/>
+              <w:bottom w:w="70" w:type="dxa"/>
+              <w:left w:w="90" w:type="dxa"/>
+              <w:right w:w="90" w:type="dxa"/>
             </w:tcMar>
           </w:tcPr>
           <w:p>
@@ -5106,14 +5139,14 @@
         </w:tc>
         <w:tc>
           <w:tcPr>
-            <w:tcW w:type="dxa" w:w="3010"/>
+            <w:tcW w:type="dxa" w:w="3202"/>
             <w:vAlign w:val="center"/>
             <w:shd w:fill="FFFFFF"/>
             <w:tcMar>
-              <w:top w:w="80" w:type="dxa"/>
-              <w:bottom w:w="80" w:type="dxa"/>
-              <w:left w:w="100" w:type="dxa"/>
-              <w:right w:w="100" w:type="dxa"/>
+              <w:top w:w="70" w:type="dxa"/>
+              <w:bottom w:w="70" w:type="dxa"/>
+              <w:left w:w="90" w:type="dxa"/>
+              <w:right w:w="90" w:type="dxa"/>
             </w:tcMar>
           </w:tcPr>
           <w:p>
@@ -5133,14 +5166,14 @@
         </w:tc>
         <w:tc>
           <w:tcPr>
-            <w:tcW w:type="dxa" w:w="3010"/>
+            <w:tcW w:type="dxa" w:w="3202"/>
             <w:vAlign w:val="center"/>
             <w:shd w:fill="FFFFFF"/>
             <w:tcMar>
-              <w:top w:w="80" w:type="dxa"/>
-              <w:bottom w:w="80" w:type="dxa"/>
-              <w:left w:w="100" w:type="dxa"/>
-              <w:right w:w="100" w:type="dxa"/>
+              <w:top w:w="70" w:type="dxa"/>
+              <w:bottom w:w="70" w:type="dxa"/>
+              <w:left w:w="90" w:type="dxa"/>
+              <w:right w:w="90" w:type="dxa"/>
             </w:tcMar>
           </w:tcPr>
           <w:p>
@@ -5165,14 +5198,14 @@
         </w:trPr>
         <w:tc>
           <w:tcPr>
-            <w:tcW w:type="dxa" w:w="3010"/>
+            <w:tcW w:type="dxa" w:w="3202"/>
             <w:vAlign w:val="center"/>
             <w:shd w:fill="F2F5F9"/>
             <w:tcMar>
-              <w:top w:w="80" w:type="dxa"/>
-              <w:bottom w:w="80" w:type="dxa"/>
-              <w:left w:w="100" w:type="dxa"/>
-              <w:right w:w="100" w:type="dxa"/>
+              <w:top w:w="70" w:type="dxa"/>
+              <w:bottom w:w="70" w:type="dxa"/>
+              <w:left w:w="90" w:type="dxa"/>
+              <w:right w:w="90" w:type="dxa"/>
             </w:tcMar>
           </w:tcPr>
           <w:p>
@@ -5192,14 +5225,14 @@
         </w:tc>
         <w:tc>
           <w:tcPr>
-            <w:tcW w:type="dxa" w:w="3010"/>
+            <w:tcW w:type="dxa" w:w="3202"/>
             <w:vAlign w:val="center"/>
             <w:shd w:fill="F2F5F9"/>
             <w:tcMar>
-              <w:top w:w="80" w:type="dxa"/>
-              <w:bottom w:w="80" w:type="dxa"/>
-              <w:left w:w="100" w:type="dxa"/>
-              <w:right w:w="100" w:type="dxa"/>
+              <w:top w:w="70" w:type="dxa"/>
+              <w:bottom w:w="70" w:type="dxa"/>
+              <w:left w:w="90" w:type="dxa"/>
+              <w:right w:w="90" w:type="dxa"/>
             </w:tcMar>
           </w:tcPr>
           <w:p>
@@ -5219,14 +5252,14 @@
         </w:tc>
         <w:tc>
           <w:tcPr>
-            <w:tcW w:type="dxa" w:w="3010"/>
+            <w:tcW w:type="dxa" w:w="3202"/>
             <w:vAlign w:val="center"/>
             <w:shd w:fill="F2F5F9"/>
             <w:tcMar>
-              <w:top w:w="80" w:type="dxa"/>
-              <w:bottom w:w="80" w:type="dxa"/>
-              <w:left w:w="100" w:type="dxa"/>
-              <w:right w:w="100" w:type="dxa"/>
+              <w:top w:w="70" w:type="dxa"/>
+              <w:bottom w:w="70" w:type="dxa"/>
+              <w:left w:w="90" w:type="dxa"/>
+              <w:right w:w="90" w:type="dxa"/>
             </w:tcMar>
           </w:tcPr>
           <w:p>
@@ -5251,14 +5284,14 @@
         </w:trPr>
         <w:tc>
           <w:tcPr>
-            <w:tcW w:type="dxa" w:w="3010"/>
+            <w:tcW w:type="dxa" w:w="3202"/>
             <w:vAlign w:val="center"/>
             <w:shd w:fill="FFFFFF"/>
             <w:tcMar>
-              <w:top w:w="80" w:type="dxa"/>
-              <w:bottom w:w="80" w:type="dxa"/>
-              <w:left w:w="100" w:type="dxa"/>
-              <w:right w:w="100" w:type="dxa"/>
+              <w:top w:w="70" w:type="dxa"/>
+              <w:bottom w:w="70" w:type="dxa"/>
+              <w:left w:w="90" w:type="dxa"/>
+              <w:right w:w="90" w:type="dxa"/>
             </w:tcMar>
           </w:tcPr>
           <w:p>
@@ -5278,14 +5311,14 @@
         </w:tc>
         <w:tc>
           <w:tcPr>
-            <w:tcW w:type="dxa" w:w="3010"/>
+            <w:tcW w:type="dxa" w:w="3202"/>
             <w:vAlign w:val="center"/>
             <w:shd w:fill="FFFFFF"/>
             <w:tcMar>
-              <w:top w:w="80" w:type="dxa"/>
-              <w:bottom w:w="80" w:type="dxa"/>
-              <w:left w:w="100" w:type="dxa"/>
-              <w:right w:w="100" w:type="dxa"/>
+              <w:top w:w="70" w:type="dxa"/>
+              <w:bottom w:w="70" w:type="dxa"/>
+              <w:left w:w="90" w:type="dxa"/>
+              <w:right w:w="90" w:type="dxa"/>
             </w:tcMar>
           </w:tcPr>
           <w:p>
@@ -5305,14 +5338,14 @@
         </w:tc>
         <w:tc>
           <w:tcPr>
-            <w:tcW w:type="dxa" w:w="3010"/>
+            <w:tcW w:type="dxa" w:w="3202"/>
             <w:vAlign w:val="center"/>
             <w:shd w:fill="FFFFFF"/>
             <w:tcMar>
-              <w:top w:w="80" w:type="dxa"/>
-              <w:bottom w:w="80" w:type="dxa"/>
-              <w:left w:w="100" w:type="dxa"/>
-              <w:right w:w="100" w:type="dxa"/>
+              <w:top w:w="70" w:type="dxa"/>
+              <w:bottom w:w="70" w:type="dxa"/>
+              <w:left w:w="90" w:type="dxa"/>
+              <w:right w:w="90" w:type="dxa"/>
             </w:tcMar>
           </w:tcPr>
           <w:p>
@@ -5334,7 +5367,7 @@
     </w:tbl>
     <w:p>
       <w:pPr>
-        <w:spacing w:after="120"/>
+        <w:spacing w:after="100"/>
       </w:pPr>
     </w:p>
     <w:p>
@@ -5344,9 +5377,9 @@
       <w:r>
         <w:rPr>
           <w:color w:val="C8D2E1"/>
-          <w:sz w:val="16"/>
+          <w:sz w:val="14"/>
         </w:rPr>
-        <w:t>_________________________________________________________________________________</w:t>
+        <w:t>———————————————————————————————————————————————————————————————————————————</w:t>
       </w:r>
     </w:p>
     <w:p>
@@ -5524,9 +5557,9 @@
       <w:r>
         <w:rPr>
           <w:color w:val="C8D2E1"/>
-          <w:sz w:val="16"/>
+          <w:sz w:val="14"/>
         </w:rPr>
-        <w:t>_________________________________________________________________________________</w:t>
+        <w:t>———————————————————————————————————————————————————————————————————————————</w:t>
       </w:r>
     </w:p>
     <w:p>
@@ -5548,6 +5581,7 @@
       <w:tblPr>
         <w:tblW w:type="auto" w:w="0"/>
         <w:jc w:val="center"/>
+        <w:tblLayout w:type="fixed"/>
         <w:tblLook w:firstColumn="1" w:firstRow="1" w:lastColumn="0" w:lastRow="0" w:noHBand="0" w:noVBand="1" w:val="04A0"/>
         <w:tblBorders>
           <w:top w:val="single" w:sz="4" w:space="0" w:color="E2E8F0"/>
@@ -5559,12 +5593,12 @@
         </w:tblBorders>
       </w:tblPr>
       <w:tblGrid>
-        <w:gridCol w:w="9029"/>
+        <w:gridCol w:w="9605"/>
       </w:tblGrid>
       <w:tr>
         <w:tc>
           <w:tcPr>
-            <w:tcW w:type="dxa" w:w="9029"/>
+            <w:tcW w:type="dxa" w:w="9504"/>
             <w:shd w:fill="F8F9FA"/>
             <w:tcMar>
               <w:top w:w="100" w:type="dxa"/>
@@ -5581,7 +5615,7 @@
               <w:rPr>
                 <w:rFonts w:ascii="Consolas" w:hAnsi="Consolas"/>
                 <w:color w:val="282828"/>
-                <w:sz w:val="18"/>
+                <w:sz w:val="17"/>
               </w:rPr>
               <w:t>[Tahap 1] ✅ Resolusi inkonsistensi angka komposisi SKS    → SELESAI 08 Sep 2026</w:t>
               <w:br/>
@@ -5621,9 +5655,9 @@
       <w:r>
         <w:rPr>
           <w:color w:val="C8D2E1"/>
-          <w:sz w:val="16"/>
+          <w:sz w:val="14"/>
         </w:rPr>
-        <w:t>_________________________________________________________________________________</w:t>
+        <w:t>———————————————————————————————————————————————————————————————————————————</w:t>
       </w:r>
     </w:p>
     <w:p>
@@ -5657,8 +5691,8 @@
         </w:tblBorders>
       </w:tblPr>
       <w:tblGrid>
-        <w:gridCol w:w="4514"/>
-        <w:gridCol w:w="4514"/>
+        <w:gridCol w:w="4802"/>
+        <w:gridCol w:w="4802"/>
       </w:tblGrid>
       <w:tr>
         <w:trPr>
@@ -5668,7 +5702,7 @@
         </w:trPr>
         <w:tc>
           <w:tcPr>
-            <w:tcW w:type="dxa" w:w="4514"/>
+            <w:tcW w:type="dxa" w:w="4802"/>
             <w:vAlign w:val="center"/>
             <w:shd w:fill="1F3864"/>
             <w:tcMar>
@@ -5696,7 +5730,7 @@
         </w:tc>
         <w:tc>
           <w:tcPr>
-            <w:tcW w:type="dxa" w:w="4514"/>
+            <w:tcW w:type="dxa" w:w="4802"/>
             <w:vAlign w:val="center"/>
             <w:shd w:fill="1F3864"/>
             <w:tcMar>
@@ -5729,14 +5763,14 @@
         </w:trPr>
         <w:tc>
           <w:tcPr>
-            <w:tcW w:type="dxa" w:w="4514"/>
+            <w:tcW w:type="dxa" w:w="4802"/>
             <w:vAlign w:val="center"/>
             <w:shd w:fill="FFFFFF"/>
             <w:tcMar>
-              <w:top w:w="80" w:type="dxa"/>
-              <w:bottom w:w="80" w:type="dxa"/>
-              <w:left w:w="100" w:type="dxa"/>
-              <w:right w:w="100" w:type="dxa"/>
+              <w:top w:w="70" w:type="dxa"/>
+              <w:bottom w:w="70" w:type="dxa"/>
+              <w:left w:w="90" w:type="dxa"/>
+              <w:right w:w="90" w:type="dxa"/>
             </w:tcMar>
           </w:tcPr>
           <w:p>
@@ -5756,14 +5790,14 @@
         </w:tc>
         <w:tc>
           <w:tcPr>
-            <w:tcW w:type="dxa" w:w="4514"/>
+            <w:tcW w:type="dxa" w:w="4802"/>
             <w:vAlign w:val="center"/>
             <w:shd w:fill="FFFFFF"/>
             <w:tcMar>
-              <w:top w:w="80" w:type="dxa"/>
-              <w:bottom w:w="80" w:type="dxa"/>
-              <w:left w:w="100" w:type="dxa"/>
-              <w:right w:w="100" w:type="dxa"/>
+              <w:top w:w="70" w:type="dxa"/>
+              <w:bottom w:w="70" w:type="dxa"/>
+              <w:left w:w="90" w:type="dxa"/>
+              <w:right w:w="90" w:type="dxa"/>
             </w:tcMar>
           </w:tcPr>
           <w:p>
@@ -5788,14 +5822,14 @@
         </w:trPr>
         <w:tc>
           <w:tcPr>
-            <w:tcW w:type="dxa" w:w="4514"/>
+            <w:tcW w:type="dxa" w:w="4802"/>
             <w:vAlign w:val="center"/>
             <w:shd w:fill="F2F5F9"/>
             <w:tcMar>
-              <w:top w:w="80" w:type="dxa"/>
-              <w:bottom w:w="80" w:type="dxa"/>
-              <w:left w:w="100" w:type="dxa"/>
-              <w:right w:w="100" w:type="dxa"/>
+              <w:top w:w="70" w:type="dxa"/>
+              <w:bottom w:w="70" w:type="dxa"/>
+              <w:left w:w="90" w:type="dxa"/>
+              <w:right w:w="90" w:type="dxa"/>
             </w:tcMar>
           </w:tcPr>
           <w:p>
@@ -5815,14 +5849,14 @@
         </w:tc>
         <w:tc>
           <w:tcPr>
-            <w:tcW w:type="dxa" w:w="4514"/>
+            <w:tcW w:type="dxa" w:w="4802"/>
             <w:vAlign w:val="center"/>
             <w:shd w:fill="F2F5F9"/>
             <w:tcMar>
-              <w:top w:w="80" w:type="dxa"/>
-              <w:bottom w:w="80" w:type="dxa"/>
-              <w:left w:w="100" w:type="dxa"/>
-              <w:right w:w="100" w:type="dxa"/>
+              <w:top w:w="70" w:type="dxa"/>
+              <w:bottom w:w="70" w:type="dxa"/>
+              <w:left w:w="90" w:type="dxa"/>
+              <w:right w:w="90" w:type="dxa"/>
             </w:tcMar>
           </w:tcPr>
           <w:p>
@@ -5847,14 +5881,14 @@
         </w:trPr>
         <w:tc>
           <w:tcPr>
-            <w:tcW w:type="dxa" w:w="4514"/>
+            <w:tcW w:type="dxa" w:w="4802"/>
             <w:vAlign w:val="center"/>
             <w:shd w:fill="FFFFFF"/>
             <w:tcMar>
-              <w:top w:w="80" w:type="dxa"/>
-              <w:bottom w:w="80" w:type="dxa"/>
-              <w:left w:w="100" w:type="dxa"/>
-              <w:right w:w="100" w:type="dxa"/>
+              <w:top w:w="70" w:type="dxa"/>
+              <w:bottom w:w="70" w:type="dxa"/>
+              <w:left w:w="90" w:type="dxa"/>
+              <w:right w:w="90" w:type="dxa"/>
             </w:tcMar>
           </w:tcPr>
           <w:p>
@@ -5874,14 +5908,14 @@
         </w:tc>
         <w:tc>
           <w:tcPr>
-            <w:tcW w:type="dxa" w:w="4514"/>
+            <w:tcW w:type="dxa" w:w="4802"/>
             <w:vAlign w:val="center"/>
             <w:shd w:fill="FFFFFF"/>
             <w:tcMar>
-              <w:top w:w="80" w:type="dxa"/>
-              <w:bottom w:w="80" w:type="dxa"/>
-              <w:left w:w="100" w:type="dxa"/>
-              <w:right w:w="100" w:type="dxa"/>
+              <w:top w:w="70" w:type="dxa"/>
+              <w:bottom w:w="70" w:type="dxa"/>
+              <w:left w:w="90" w:type="dxa"/>
+              <w:right w:w="90" w:type="dxa"/>
             </w:tcMar>
           </w:tcPr>
           <w:p>
@@ -5906,14 +5940,14 @@
         </w:trPr>
         <w:tc>
           <w:tcPr>
-            <w:tcW w:type="dxa" w:w="4514"/>
+            <w:tcW w:type="dxa" w:w="4802"/>
             <w:vAlign w:val="center"/>
             <w:shd w:fill="F2F5F9"/>
             <w:tcMar>
-              <w:top w:w="80" w:type="dxa"/>
-              <w:bottom w:w="80" w:type="dxa"/>
-              <w:left w:w="100" w:type="dxa"/>
-              <w:right w:w="100" w:type="dxa"/>
+              <w:top w:w="70" w:type="dxa"/>
+              <w:bottom w:w="70" w:type="dxa"/>
+              <w:left w:w="90" w:type="dxa"/>
+              <w:right w:w="90" w:type="dxa"/>
             </w:tcMar>
           </w:tcPr>
           <w:p>
@@ -5933,14 +5967,14 @@
         </w:tc>
         <w:tc>
           <w:tcPr>
-            <w:tcW w:type="dxa" w:w="4514"/>
+            <w:tcW w:type="dxa" w:w="4802"/>
             <w:vAlign w:val="center"/>
             <w:shd w:fill="F2F5F9"/>
             <w:tcMar>
-              <w:top w:w="80" w:type="dxa"/>
-              <w:bottom w:w="80" w:type="dxa"/>
-              <w:left w:w="100" w:type="dxa"/>
-              <w:right w:w="100" w:type="dxa"/>
+              <w:top w:w="70" w:type="dxa"/>
+              <w:bottom w:w="70" w:type="dxa"/>
+              <w:left w:w="90" w:type="dxa"/>
+              <w:right w:w="90" w:type="dxa"/>
             </w:tcMar>
           </w:tcPr>
           <w:p>
@@ -5965,14 +5999,14 @@
         </w:trPr>
         <w:tc>
           <w:tcPr>
-            <w:tcW w:type="dxa" w:w="4514"/>
+            <w:tcW w:type="dxa" w:w="4802"/>
             <w:vAlign w:val="center"/>
             <w:shd w:fill="FFFFFF"/>
             <w:tcMar>
-              <w:top w:w="80" w:type="dxa"/>
-              <w:bottom w:w="80" w:type="dxa"/>
-              <w:left w:w="100" w:type="dxa"/>
-              <w:right w:w="100" w:type="dxa"/>
+              <w:top w:w="70" w:type="dxa"/>
+              <w:bottom w:w="70" w:type="dxa"/>
+              <w:left w:w="90" w:type="dxa"/>
+              <w:right w:w="90" w:type="dxa"/>
             </w:tcMar>
           </w:tcPr>
           <w:p>
@@ -5992,14 +6026,14 @@
         </w:tc>
         <w:tc>
           <w:tcPr>
-            <w:tcW w:type="dxa" w:w="4514"/>
+            <w:tcW w:type="dxa" w:w="4802"/>
             <w:vAlign w:val="center"/>
             <w:shd w:fill="FFFFFF"/>
             <w:tcMar>
-              <w:top w:w="80" w:type="dxa"/>
-              <w:bottom w:w="80" w:type="dxa"/>
-              <w:left w:w="100" w:type="dxa"/>
-              <w:right w:w="100" w:type="dxa"/>
+              <w:top w:w="70" w:type="dxa"/>
+              <w:bottom w:w="70" w:type="dxa"/>
+              <w:left w:w="90" w:type="dxa"/>
+              <w:right w:w="90" w:type="dxa"/>
             </w:tcMar>
           </w:tcPr>
           <w:p>
@@ -6033,14 +6067,14 @@
         </w:trPr>
         <w:tc>
           <w:tcPr>
-            <w:tcW w:type="dxa" w:w="4514"/>
+            <w:tcW w:type="dxa" w:w="4802"/>
             <w:vAlign w:val="center"/>
             <w:shd w:fill="F2F5F9"/>
             <w:tcMar>
-              <w:top w:w="80" w:type="dxa"/>
-              <w:bottom w:w="80" w:type="dxa"/>
-              <w:left w:w="100" w:type="dxa"/>
-              <w:right w:w="100" w:type="dxa"/>
+              <w:top w:w="70" w:type="dxa"/>
+              <w:bottom w:w="70" w:type="dxa"/>
+              <w:left w:w="90" w:type="dxa"/>
+              <w:right w:w="90" w:type="dxa"/>
             </w:tcMar>
           </w:tcPr>
           <w:p>
@@ -6060,14 +6094,14 @@
         </w:tc>
         <w:tc>
           <w:tcPr>
-            <w:tcW w:type="dxa" w:w="4514"/>
+            <w:tcW w:type="dxa" w:w="4802"/>
             <w:vAlign w:val="center"/>
             <w:shd w:fill="F2F5F9"/>
             <w:tcMar>
-              <w:top w:w="80" w:type="dxa"/>
-              <w:bottom w:w="80" w:type="dxa"/>
-              <w:left w:w="100" w:type="dxa"/>
-              <w:right w:w="100" w:type="dxa"/>
+              <w:top w:w="70" w:type="dxa"/>
+              <w:bottom w:w="70" w:type="dxa"/>
+              <w:left w:w="90" w:type="dxa"/>
+              <w:right w:w="90" w:type="dxa"/>
             </w:tcMar>
           </w:tcPr>
           <w:p>
@@ -6092,14 +6126,14 @@
         </w:trPr>
         <w:tc>
           <w:tcPr>
-            <w:tcW w:type="dxa" w:w="4514"/>
+            <w:tcW w:type="dxa" w:w="4802"/>
             <w:vAlign w:val="center"/>
             <w:shd w:fill="FFFFFF"/>
             <w:tcMar>
-              <w:top w:w="80" w:type="dxa"/>
-              <w:bottom w:w="80" w:type="dxa"/>
-              <w:left w:w="100" w:type="dxa"/>
-              <w:right w:w="100" w:type="dxa"/>
+              <w:top w:w="70" w:type="dxa"/>
+              <w:bottom w:w="70" w:type="dxa"/>
+              <w:left w:w="90" w:type="dxa"/>
+              <w:right w:w="90" w:type="dxa"/>
             </w:tcMar>
           </w:tcPr>
           <w:p>
@@ -6119,14 +6153,14 @@
         </w:tc>
         <w:tc>
           <w:tcPr>
-            <w:tcW w:type="dxa" w:w="4514"/>
+            <w:tcW w:type="dxa" w:w="4802"/>
             <w:vAlign w:val="center"/>
             <w:shd w:fill="FFFFFF"/>
             <w:tcMar>
-              <w:top w:w="80" w:type="dxa"/>
-              <w:bottom w:w="80" w:type="dxa"/>
-              <w:left w:w="100" w:type="dxa"/>
-              <w:right w:w="100" w:type="dxa"/>
+              <w:top w:w="70" w:type="dxa"/>
+              <w:bottom w:w="70" w:type="dxa"/>
+              <w:left w:w="90" w:type="dxa"/>
+              <w:right w:w="90" w:type="dxa"/>
             </w:tcMar>
           </w:tcPr>
           <w:p>
@@ -6151,14 +6185,14 @@
         </w:trPr>
         <w:tc>
           <w:tcPr>
-            <w:tcW w:type="dxa" w:w="4514"/>
+            <w:tcW w:type="dxa" w:w="4802"/>
             <w:vAlign w:val="center"/>
             <w:shd w:fill="F2F5F9"/>
             <w:tcMar>
-              <w:top w:w="80" w:type="dxa"/>
-              <w:bottom w:w="80" w:type="dxa"/>
-              <w:left w:w="100" w:type="dxa"/>
-              <w:right w:w="100" w:type="dxa"/>
+              <w:top w:w="70" w:type="dxa"/>
+              <w:bottom w:w="70" w:type="dxa"/>
+              <w:left w:w="90" w:type="dxa"/>
+              <w:right w:w="90" w:type="dxa"/>
             </w:tcMar>
           </w:tcPr>
           <w:p>
@@ -6178,14 +6212,14 @@
         </w:tc>
         <w:tc>
           <w:tcPr>
-            <w:tcW w:type="dxa" w:w="4514"/>
+            <w:tcW w:type="dxa" w:w="4802"/>
             <w:vAlign w:val="center"/>
             <w:shd w:fill="F2F5F9"/>
             <w:tcMar>
-              <w:top w:w="80" w:type="dxa"/>
-              <w:bottom w:w="80" w:type="dxa"/>
-              <w:left w:w="100" w:type="dxa"/>
-              <w:right w:w="100" w:type="dxa"/>
+              <w:top w:w="70" w:type="dxa"/>
+              <w:bottom w:w="70" w:type="dxa"/>
+              <w:left w:w="90" w:type="dxa"/>
+              <w:right w:w="90" w:type="dxa"/>
             </w:tcMar>
           </w:tcPr>
           <w:p>
@@ -6210,14 +6244,14 @@
         </w:trPr>
         <w:tc>
           <w:tcPr>
-            <w:tcW w:type="dxa" w:w="4514"/>
+            <w:tcW w:type="dxa" w:w="4802"/>
             <w:vAlign w:val="center"/>
             <w:shd w:fill="FFFFFF"/>
             <w:tcMar>
-              <w:top w:w="80" w:type="dxa"/>
-              <w:bottom w:w="80" w:type="dxa"/>
-              <w:left w:w="100" w:type="dxa"/>
-              <w:right w:w="100" w:type="dxa"/>
+              <w:top w:w="70" w:type="dxa"/>
+              <w:bottom w:w="70" w:type="dxa"/>
+              <w:left w:w="90" w:type="dxa"/>
+              <w:right w:w="90" w:type="dxa"/>
             </w:tcMar>
           </w:tcPr>
           <w:p>
@@ -6237,14 +6271,14 @@
         </w:tc>
         <w:tc>
           <w:tcPr>
-            <w:tcW w:type="dxa" w:w="4514"/>
+            <w:tcW w:type="dxa" w:w="4802"/>
             <w:vAlign w:val="center"/>
             <w:shd w:fill="FFFFFF"/>
             <w:tcMar>
-              <w:top w:w="80" w:type="dxa"/>
-              <w:bottom w:w="80" w:type="dxa"/>
-              <w:left w:w="100" w:type="dxa"/>
-              <w:right w:w="100" w:type="dxa"/>
+              <w:top w:w="70" w:type="dxa"/>
+              <w:bottom w:w="70" w:type="dxa"/>
+              <w:left w:w="90" w:type="dxa"/>
+              <w:right w:w="90" w:type="dxa"/>
             </w:tcMar>
           </w:tcPr>
           <w:p>
@@ -6269,14 +6303,14 @@
         </w:trPr>
         <w:tc>
           <w:tcPr>
-            <w:tcW w:type="dxa" w:w="4514"/>
+            <w:tcW w:type="dxa" w:w="4802"/>
             <w:vAlign w:val="center"/>
             <w:shd w:fill="F2F5F9"/>
             <w:tcMar>
-              <w:top w:w="80" w:type="dxa"/>
-              <w:bottom w:w="80" w:type="dxa"/>
-              <w:left w:w="100" w:type="dxa"/>
-              <w:right w:w="100" w:type="dxa"/>
+              <w:top w:w="70" w:type="dxa"/>
+              <w:bottom w:w="70" w:type="dxa"/>
+              <w:left w:w="90" w:type="dxa"/>
+              <w:right w:w="90" w:type="dxa"/>
             </w:tcMar>
           </w:tcPr>
           <w:p>
@@ -6296,14 +6330,14 @@
         </w:tc>
         <w:tc>
           <w:tcPr>
-            <w:tcW w:type="dxa" w:w="4514"/>
+            <w:tcW w:type="dxa" w:w="4802"/>
             <w:vAlign w:val="center"/>
             <w:shd w:fill="F2F5F9"/>
             <w:tcMar>
-              <w:top w:w="80" w:type="dxa"/>
-              <w:bottom w:w="80" w:type="dxa"/>
-              <w:left w:w="100" w:type="dxa"/>
-              <w:right w:w="100" w:type="dxa"/>
+              <w:top w:w="70" w:type="dxa"/>
+              <w:bottom w:w="70" w:type="dxa"/>
+              <w:left w:w="90" w:type="dxa"/>
+              <w:right w:w="90" w:type="dxa"/>
             </w:tcMar>
           </w:tcPr>
           <w:p>
@@ -6328,14 +6362,14 @@
         </w:trPr>
         <w:tc>
           <w:tcPr>
-            <w:tcW w:type="dxa" w:w="4514"/>
+            <w:tcW w:type="dxa" w:w="4802"/>
             <w:vAlign w:val="center"/>
             <w:shd w:fill="FFFFFF"/>
             <w:tcMar>
-              <w:top w:w="80" w:type="dxa"/>
-              <w:bottom w:w="80" w:type="dxa"/>
-              <w:left w:w="100" w:type="dxa"/>
-              <w:right w:w="100" w:type="dxa"/>
+              <w:top w:w="70" w:type="dxa"/>
+              <w:bottom w:w="70" w:type="dxa"/>
+              <w:left w:w="90" w:type="dxa"/>
+              <w:right w:w="90" w:type="dxa"/>
             </w:tcMar>
           </w:tcPr>
           <w:p>
@@ -6355,14 +6389,14 @@
         </w:tc>
         <w:tc>
           <w:tcPr>
-            <w:tcW w:type="dxa" w:w="4514"/>
+            <w:tcW w:type="dxa" w:w="4802"/>
             <w:vAlign w:val="center"/>
             <w:shd w:fill="FFFFFF"/>
             <w:tcMar>
-              <w:top w:w="80" w:type="dxa"/>
-              <w:bottom w:w="80" w:type="dxa"/>
-              <w:left w:w="100" w:type="dxa"/>
-              <w:right w:w="100" w:type="dxa"/>
+              <w:top w:w="70" w:type="dxa"/>
+              <w:bottom w:w="70" w:type="dxa"/>
+              <w:left w:w="90" w:type="dxa"/>
+              <w:right w:w="90" w:type="dxa"/>
             </w:tcMar>
           </w:tcPr>
           <w:p>
@@ -6387,14 +6421,14 @@
         </w:trPr>
         <w:tc>
           <w:tcPr>
-            <w:tcW w:type="dxa" w:w="4514"/>
+            <w:tcW w:type="dxa" w:w="4802"/>
             <w:vAlign w:val="center"/>
             <w:shd w:fill="F2F5F9"/>
             <w:tcMar>
-              <w:top w:w="80" w:type="dxa"/>
-              <w:bottom w:w="80" w:type="dxa"/>
-              <w:left w:w="100" w:type="dxa"/>
-              <w:right w:w="100" w:type="dxa"/>
+              <w:top w:w="70" w:type="dxa"/>
+              <w:bottom w:w="70" w:type="dxa"/>
+              <w:left w:w="90" w:type="dxa"/>
+              <w:right w:w="90" w:type="dxa"/>
             </w:tcMar>
           </w:tcPr>
           <w:p>
@@ -6414,14 +6448,14 @@
         </w:tc>
         <w:tc>
           <w:tcPr>
-            <w:tcW w:type="dxa" w:w="4514"/>
+            <w:tcW w:type="dxa" w:w="4802"/>
             <w:vAlign w:val="center"/>
             <w:shd w:fill="F2F5F9"/>
             <w:tcMar>
-              <w:top w:w="80" w:type="dxa"/>
-              <w:bottom w:w="80" w:type="dxa"/>
-              <w:left w:w="100" w:type="dxa"/>
-              <w:right w:w="100" w:type="dxa"/>
+              <w:top w:w="70" w:type="dxa"/>
+              <w:bottom w:w="70" w:type="dxa"/>
+              <w:left w:w="90" w:type="dxa"/>
+              <w:right w:w="90" w:type="dxa"/>
             </w:tcMar>
           </w:tcPr>
           <w:p>
@@ -6446,14 +6480,14 @@
         </w:trPr>
         <w:tc>
           <w:tcPr>
-            <w:tcW w:type="dxa" w:w="4514"/>
+            <w:tcW w:type="dxa" w:w="4802"/>
             <w:vAlign w:val="center"/>
             <w:shd w:fill="FFFFFF"/>
             <w:tcMar>
-              <w:top w:w="80" w:type="dxa"/>
-              <w:bottom w:w="80" w:type="dxa"/>
-              <w:left w:w="100" w:type="dxa"/>
-              <w:right w:w="100" w:type="dxa"/>
+              <w:top w:w="70" w:type="dxa"/>
+              <w:bottom w:w="70" w:type="dxa"/>
+              <w:left w:w="90" w:type="dxa"/>
+              <w:right w:w="90" w:type="dxa"/>
             </w:tcMar>
           </w:tcPr>
           <w:p>
@@ -6473,14 +6507,14 @@
         </w:tc>
         <w:tc>
           <w:tcPr>
-            <w:tcW w:type="dxa" w:w="4514"/>
+            <w:tcW w:type="dxa" w:w="4802"/>
             <w:vAlign w:val="center"/>
             <w:shd w:fill="FFFFFF"/>
             <w:tcMar>
-              <w:top w:w="80" w:type="dxa"/>
-              <w:bottom w:w="80" w:type="dxa"/>
-              <w:left w:w="100" w:type="dxa"/>
-              <w:right w:w="100" w:type="dxa"/>
+              <w:top w:w="70" w:type="dxa"/>
+              <w:bottom w:w="70" w:type="dxa"/>
+              <w:left w:w="90" w:type="dxa"/>
+              <w:right w:w="90" w:type="dxa"/>
             </w:tcMar>
           </w:tcPr>
           <w:p>
@@ -6505,14 +6539,14 @@
         </w:trPr>
         <w:tc>
           <w:tcPr>
-            <w:tcW w:type="dxa" w:w="4514"/>
+            <w:tcW w:type="dxa" w:w="4802"/>
             <w:vAlign w:val="center"/>
             <w:shd w:fill="F2F5F9"/>
             <w:tcMar>
-              <w:top w:w="80" w:type="dxa"/>
-              <w:bottom w:w="80" w:type="dxa"/>
-              <w:left w:w="100" w:type="dxa"/>
-              <w:right w:w="100" w:type="dxa"/>
+              <w:top w:w="70" w:type="dxa"/>
+              <w:bottom w:w="70" w:type="dxa"/>
+              <w:left w:w="90" w:type="dxa"/>
+              <w:right w:w="90" w:type="dxa"/>
             </w:tcMar>
           </w:tcPr>
           <w:p>
@@ -6532,14 +6566,14 @@
         </w:tc>
         <w:tc>
           <w:tcPr>
-            <w:tcW w:type="dxa" w:w="4514"/>
+            <w:tcW w:type="dxa" w:w="4802"/>
             <w:vAlign w:val="center"/>
             <w:shd w:fill="F2F5F9"/>
             <w:tcMar>
-              <w:top w:w="80" w:type="dxa"/>
-              <w:bottom w:w="80" w:type="dxa"/>
-              <w:left w:w="100" w:type="dxa"/>
-              <w:right w:w="100" w:type="dxa"/>
+              <w:top w:w="70" w:type="dxa"/>
+              <w:bottom w:w="70" w:type="dxa"/>
+              <w:left w:w="90" w:type="dxa"/>
+              <w:right w:w="90" w:type="dxa"/>
             </w:tcMar>
           </w:tcPr>
           <w:p>
@@ -6564,14 +6598,14 @@
         </w:trPr>
         <w:tc>
           <w:tcPr>
-            <w:tcW w:type="dxa" w:w="4514"/>
+            <w:tcW w:type="dxa" w:w="4802"/>
             <w:vAlign w:val="center"/>
             <w:shd w:fill="FFFFFF"/>
             <w:tcMar>
-              <w:top w:w="80" w:type="dxa"/>
-              <w:bottom w:w="80" w:type="dxa"/>
-              <w:left w:w="100" w:type="dxa"/>
-              <w:right w:w="100" w:type="dxa"/>
+              <w:top w:w="70" w:type="dxa"/>
+              <w:bottom w:w="70" w:type="dxa"/>
+              <w:left w:w="90" w:type="dxa"/>
+              <w:right w:w="90" w:type="dxa"/>
             </w:tcMar>
           </w:tcPr>
           <w:p>
@@ -6591,14 +6625,14 @@
         </w:tc>
         <w:tc>
           <w:tcPr>
-            <w:tcW w:type="dxa" w:w="4514"/>
+            <w:tcW w:type="dxa" w:w="4802"/>
             <w:vAlign w:val="center"/>
             <w:shd w:fill="FFFFFF"/>
             <w:tcMar>
-              <w:top w:w="80" w:type="dxa"/>
-              <w:bottom w:w="80" w:type="dxa"/>
-              <w:left w:w="100" w:type="dxa"/>
-              <w:right w:w="100" w:type="dxa"/>
+              <w:top w:w="70" w:type="dxa"/>
+              <w:bottom w:w="70" w:type="dxa"/>
+              <w:left w:w="90" w:type="dxa"/>
+              <w:right w:w="90" w:type="dxa"/>
             </w:tcMar>
           </w:tcPr>
           <w:p>
@@ -6623,14 +6657,14 @@
         </w:trPr>
         <w:tc>
           <w:tcPr>
-            <w:tcW w:type="dxa" w:w="4514"/>
+            <w:tcW w:type="dxa" w:w="4802"/>
             <w:vAlign w:val="center"/>
             <w:shd w:fill="F2F5F9"/>
             <w:tcMar>
-              <w:top w:w="80" w:type="dxa"/>
-              <w:bottom w:w="80" w:type="dxa"/>
-              <w:left w:w="100" w:type="dxa"/>
-              <w:right w:w="100" w:type="dxa"/>
+              <w:top w:w="70" w:type="dxa"/>
+              <w:bottom w:w="70" w:type="dxa"/>
+              <w:left w:w="90" w:type="dxa"/>
+              <w:right w:w="90" w:type="dxa"/>
             </w:tcMar>
           </w:tcPr>
           <w:p>
@@ -6650,14 +6684,14 @@
         </w:tc>
         <w:tc>
           <w:tcPr>
-            <w:tcW w:type="dxa" w:w="4514"/>
+            <w:tcW w:type="dxa" w:w="4802"/>
             <w:vAlign w:val="center"/>
             <w:shd w:fill="F2F5F9"/>
             <w:tcMar>
-              <w:top w:w="80" w:type="dxa"/>
-              <w:bottom w:w="80" w:type="dxa"/>
-              <w:left w:w="100" w:type="dxa"/>
-              <w:right w:w="100" w:type="dxa"/>
+              <w:top w:w="70" w:type="dxa"/>
+              <w:bottom w:w="70" w:type="dxa"/>
+              <w:left w:w="90" w:type="dxa"/>
+              <w:right w:w="90" w:type="dxa"/>
             </w:tcMar>
           </w:tcPr>
           <w:p>
@@ -6691,14 +6725,14 @@
         </w:trPr>
         <w:tc>
           <w:tcPr>
-            <w:tcW w:type="dxa" w:w="4514"/>
+            <w:tcW w:type="dxa" w:w="4802"/>
             <w:vAlign w:val="center"/>
             <w:shd w:fill="FFFFFF"/>
             <w:tcMar>
-              <w:top w:w="80" w:type="dxa"/>
-              <w:bottom w:w="80" w:type="dxa"/>
-              <w:left w:w="100" w:type="dxa"/>
-              <w:right w:w="100" w:type="dxa"/>
+              <w:top w:w="70" w:type="dxa"/>
+              <w:bottom w:w="70" w:type="dxa"/>
+              <w:left w:w="90" w:type="dxa"/>
+              <w:right w:w="90" w:type="dxa"/>
             </w:tcMar>
           </w:tcPr>
           <w:p>
@@ -6718,14 +6752,14 @@
         </w:tc>
         <w:tc>
           <w:tcPr>
-            <w:tcW w:type="dxa" w:w="4514"/>
+            <w:tcW w:type="dxa" w:w="4802"/>
             <w:vAlign w:val="center"/>
             <w:shd w:fill="FFFFFF"/>
             <w:tcMar>
-              <w:top w:w="80" w:type="dxa"/>
-              <w:bottom w:w="80" w:type="dxa"/>
-              <w:left w:w="100" w:type="dxa"/>
-              <w:right w:w="100" w:type="dxa"/>
+              <w:top w:w="70" w:type="dxa"/>
+              <w:bottom w:w="70" w:type="dxa"/>
+              <w:left w:w="90" w:type="dxa"/>
+              <w:right w:w="90" w:type="dxa"/>
             </w:tcMar>
           </w:tcPr>
           <w:p>
@@ -6756,7 +6790,7 @@
     </w:tbl>
     <w:p>
       <w:pPr>
-        <w:spacing w:after="120"/>
+        <w:spacing w:after="100"/>
       </w:pPr>
     </w:p>
     <w:p>
@@ -6766,9 +6800,9 @@
       <w:r>
         <w:rPr>
           <w:color w:val="C8D2E1"/>
-          <w:sz w:val="16"/>
+          <w:sz w:val="14"/>
         </w:rPr>
-        <w:t>_________________________________________________________________________________</w:t>
+        <w:t>———————————————————————————————————————————————————————————————————————————</w:t>
       </w:r>
     </w:p>
     <w:p>
@@ -6814,13 +6848,53 @@
       </w:r>
     </w:p>
     <w:sectPr>
+      <w:headerReference w:type="default" r:id="rId9"/>
+      <w:footerReference w:type="default" r:id="rId10"/>
       <w:pgSz w:w="11909" w:h="16834"/>
-      <w:pgMar w:top="1440" w:right="1440" w:bottom="1440" w:left="1440" w:header="720" w:footer="720" w:gutter="0"/>
+      <w:pgMar w:top="1152" w:right="1152" w:bottom="1152" w:left="1152" w:header="720" w:footer="720" w:gutter="0"/>
       <w:cols w:space="720"/>
       <w:docGrid w:linePitch="360"/>
     </w:sectPr>
   </w:body>
 </w:document>
+</file>
+
+<file path=word/footer1.xml><?xml version="1.0" encoding="utf-8"?>
+<w:ftr xmlns:m="http://schemas.openxmlformats.org/officeDocument/2006/math" xmlns:mc="http://schemas.openxmlformats.org/markup-compatibility/2006" xmlns:mo="http://schemas.microsoft.com/office/mac/office/2008/main" xmlns:mv="urn:schemas-microsoft-com:mac:vml" xmlns:o="urn:schemas-microsoft-com:office:office" xmlns:r="http://schemas.openxmlformats.org/officeDocument/2006/relationships" xmlns:v="urn:schemas-microsoft-com:vml" xmlns:w10="urn:schemas-microsoft-com:office:word" xmlns:w14="http://schemas.microsoft.com/office/word/2010/wordml" xmlns:w="http://schemas.openxmlformats.org/wordprocessingml/2006/main" xmlns:wne="http://schemas.microsoft.com/office/word/2006/wordml" xmlns:wp14="http://schemas.microsoft.com/office/word/2010/wordprocessingDrawing" xmlns:wp="http://schemas.openxmlformats.org/drawingml/2006/wordprocessingDrawing" xmlns:wpc="http://schemas.microsoft.com/office/word/2010/wordprocessingCanvas" xmlns:wpg="http://schemas.microsoft.com/office/word/2010/wordprocessingGroup" xmlns:wpi="http://schemas.microsoft.com/office/word/2010/wordprocessingInk" xmlns:wps="http://schemas.microsoft.com/office/word/2010/wordprocessingShape" mc:Ignorable="w14 wp14">
+  <w:p>
+    <w:pPr>
+      <w:pStyle w:val="Footer"/>
+      <w:jc w:val="left"/>
+    </w:pPr>
+    <w:r>
+      <w:rPr>
+        <w:rFonts w:ascii="Calibri" w:hAnsi="Calibri"/>
+        <w:color w:val="646464"/>
+        <w:sz w:val="17"/>
+      </w:rPr>
+      <w:t>Buku Kurikulum KPT-OBE SISTEKIN 2026  |  FSTI Universitas Widyagama Malang</w:t>
+    </w:r>
+  </w:p>
+</w:ftr>
+</file>
+
+<file path=word/header1.xml><?xml version="1.0" encoding="utf-8"?>
+<w:hdr xmlns:m="http://schemas.openxmlformats.org/officeDocument/2006/math" xmlns:mc="http://schemas.openxmlformats.org/markup-compatibility/2006" xmlns:mo="http://schemas.microsoft.com/office/mac/office/2008/main" xmlns:mv="urn:schemas-microsoft-com:mac:vml" xmlns:o="urn:schemas-microsoft-com:office:office" xmlns:r="http://schemas.openxmlformats.org/officeDocument/2006/relationships" xmlns:v="urn:schemas-microsoft-com:vml" xmlns:w10="urn:schemas-microsoft-com:office:word" xmlns:w14="http://schemas.microsoft.com/office/word/2010/wordml" xmlns:w="http://schemas.openxmlformats.org/wordprocessingml/2006/main" xmlns:wne="http://schemas.microsoft.com/office/word/2006/wordml" xmlns:wp14="http://schemas.microsoft.com/office/word/2010/wordprocessingDrawing" xmlns:wp="http://schemas.openxmlformats.org/drawingml/2006/wordprocessingDrawing" xmlns:wpc="http://schemas.microsoft.com/office/word/2010/wordprocessingCanvas" xmlns:wpg="http://schemas.microsoft.com/office/word/2010/wordprocessingGroup" xmlns:wpi="http://schemas.microsoft.com/office/word/2010/wordprocessingInk" xmlns:wps="http://schemas.microsoft.com/office/word/2010/wordprocessingShape" mc:Ignorable="w14 wp14">
+  <w:p>
+    <w:pPr>
+      <w:pStyle w:val="Header"/>
+      <w:jc w:val="right"/>
+    </w:pPr>
+    <w:r>
+      <w:rPr>
+        <w:rFonts w:ascii="Calibri" w:hAnsi="Calibri"/>
+        <w:color w:val="646464"/>
+        <w:sz w:val="17"/>
+      </w:rPr>
+      <w:t>PROGRAM STUDI SISTEM DAN TEKNOLOGI INFORMASI (SISTEKIN) — FSTI UWG</w:t>
+    </w:r>
+  </w:p>
+</w:hdr>
 </file>
 
 <file path=word/numbering.xml><?xml version="1.0" encoding="utf-8"?>
